--- a/scenarios/Ethically Hacking/module_9_instructor_guide.docx
+++ b/scenarios/Ethically Hacking/module_9_instructor_guide.docx
@@ -1,13 +1,13 @@
 
 <file path=word/document.xml><?xml version="1.0" encoding="utf-8"?>
-<w:document xmlns:w="http://schemas.openxmlformats.org/wordprocessingml/2006/main">
+<w:document xmlns:wpc="http://schemas.microsoft.com/office/word/2010/wordprocessingCanvas" xmlns:cx="http://schemas.microsoft.com/office/drawing/2014/chartex" xmlns:cx1="http://schemas.microsoft.com/office/drawing/2015/9/8/chartex" xmlns:cx2="http://schemas.microsoft.com/office/drawing/2015/10/21/chartex" xmlns:cx3="http://schemas.microsoft.com/office/drawing/2016/5/9/chartex" xmlns:cx4="http://schemas.microsoft.com/office/drawing/2016/5/10/chartex" xmlns:cx5="http://schemas.microsoft.com/office/drawing/2016/5/11/chartex" xmlns:cx6="http://schemas.microsoft.com/office/drawing/2016/5/12/chartex" xmlns:cx7="http://schemas.microsoft.com/office/drawing/2016/5/13/chartex" xmlns:cx8="http://schemas.microsoft.com/office/drawing/2016/5/14/chartex" xmlns:mc="http://schemas.openxmlformats.org/markup-compatibility/2006" xmlns:aink="http://schemas.microsoft.com/office/drawing/2016/ink" xmlns:am3d="http://schemas.microsoft.com/office/drawing/2017/model3d" xmlns:o="urn:schemas-microsoft-com:office:office" xmlns:oel="http://schemas.microsoft.com/office/2019/extlst" xmlns:r="http://schemas.openxmlformats.org/officeDocument/2006/relationships" xmlns:m="http://schemas.openxmlformats.org/officeDocument/2006/math" xmlns:v="urn:schemas-microsoft-com:vml" xmlns:wp14="http://schemas.microsoft.com/office/word/2010/wordprocessingDrawing" xmlns:wp="http://schemas.openxmlformats.org/drawingml/2006/wordprocessingDrawing" xmlns:w10="urn:schemas-microsoft-com:office:word" xmlns:w="http://schemas.openxmlformats.org/wordprocessingml/2006/main" xmlns:w14="http://schemas.microsoft.com/office/word/2010/wordml" xmlns:w15="http://schemas.microsoft.com/office/word/2012/wordml" xmlns:w16cex="http://schemas.microsoft.com/office/word/2018/wordml/cex" xmlns:w16cid="http://schemas.microsoft.com/office/word/2016/wordml/cid" xmlns:w16="http://schemas.microsoft.com/office/word/2018/wordml" xmlns:w16du="http://schemas.microsoft.com/office/word/2023/wordml/word16du" xmlns:w16sdtdh="http://schemas.microsoft.com/office/word/2020/wordml/sdtdatahash" xmlns:w16sdtfl="http://schemas.microsoft.com/office/word/2024/wordml/sdtformatlock" xmlns:w16se="http://schemas.microsoft.com/office/word/2015/wordml/symex" xmlns:wpg="http://schemas.microsoft.com/office/word/2010/wordprocessingGroup" xmlns:wpi="http://schemas.microsoft.com/office/word/2010/wordprocessingInk" xmlns:wne="http://schemas.microsoft.com/office/word/2006/wordml" xmlns:wps="http://schemas.microsoft.com/office/word/2010/wordprocessingShape" mc:Ignorable="w14 w15 w16se w16cid w16 w16cex w16sdtdh w16sdtfl w16du wp14">
   <w:body>
     <w:p>
       <w:pPr>
         <w:pStyle w:val="Title"/>
       </w:pPr>
       <w:r>
-        <w:t xml:space="preserve">FSSCP Module 9 - Instructor Guide</w:t>
+        <w:t>FSSCP Module 9 - Instructor Guide</w:t>
       </w:r>
     </w:p>
     <w:p>
@@ -16,7 +16,7 @@
           <w:b/>
           <w:color w:val="FF3838"/>
         </w:rPr>
-        <w:t xml:space="preserve">Instructor copy. This document contains the scored answers and must not be shared with participating teams.</w:t>
+        <w:t>Instructor copy. This document contains the scored answers and must not be shared with participating teams.</w:t>
       </w:r>
     </w:p>
     <w:p>
@@ -24,12 +24,13 @@
         <w:pStyle w:val="Heading1"/>
       </w:pPr>
       <w:r>
-        <w:t xml:space="preserve">At a Glance</w:t>
+        <w:t>At a Glance</w:t>
       </w:r>
     </w:p>
     <w:tbl>
       <w:tblPr>
         <w:tblW w:w="5000" w:type="pct"/>
+        <w:tblInd w:w="108" w:type="dxa"/>
         <w:tblBorders>
           <w:top w:val="single" w:sz="4" w:space="0" w:color="94A3B8"/>
           <w:left w:val="single" w:sz="4" w:space="0" w:color="94A3B8"/>
@@ -40,14 +41,13 @@
         </w:tblBorders>
         <w:tblCellMar>
           <w:top w:w="60" w:type="dxa"/>
-          <w:left w:w="108" w:type="dxa"/>
           <w:bottom w:w="60" w:type="dxa"/>
-          <w:right w:w="108" w:type="dxa"/>
         </w:tblCellMar>
+        <w:tblLook w:val="0000" w:firstRow="0" w:lastRow="0" w:firstColumn="0" w:lastColumn="0" w:noHBand="0" w:noVBand="0"/>
       </w:tblPr>
       <w:tblGrid>
-        <w:gridCol w:w="2600"/>
-        <w:gridCol w:w="7000"/>
+        <w:gridCol w:w="2661"/>
+        <w:gridCol w:w="7193"/>
       </w:tblGrid>
       <w:tr>
         <w:tc>
@@ -59,7 +59,7 @@
               <w:rPr>
                 <w:b/>
               </w:rPr>
-              <w:t xml:space="preserve">Theme</w:t>
+              <w:t>Theme</w:t>
             </w:r>
           </w:p>
         </w:tc>
@@ -69,7 +69,7 @@
           </w:tcPr>
           <w:p>
             <w:r>
-              <w:t xml:space="preserve">Detect and Confirm</w:t>
+              <w:t>Detect and Confirm</w:t>
             </w:r>
           </w:p>
         </w:tc>
@@ -84,7 +84,7 @@
               <w:rPr>
                 <w:b/>
               </w:rPr>
-              <w:t xml:space="preserve">Session length</w:t>
+              <w:t>Session length</w:t>
             </w:r>
           </w:p>
         </w:tc>
@@ -94,7 +94,7 @@
           </w:tcPr>
           <w:p>
             <w:r>
-              <w:t xml:space="preserve">80 simulation minutes, about 40 minutes real time at 2x speed</w:t>
+              <w:t>80 simulation minutes, about 40 minutes real time at 2x speed</w:t>
             </w:r>
           </w:p>
         </w:tc>
@@ -109,7 +109,7 @@
               <w:rPr>
                 <w:b/>
               </w:rPr>
-              <w:t xml:space="preserve">Start epoch</w:t>
+              <w:t>Start epoch</w:t>
             </w:r>
           </w:p>
         </w:tc>
@@ -119,7 +119,7 @@
           </w:tcPr>
           <w:p>
             <w:r>
-              <w:t xml:space="preserve">2025-11-01 17:00:00 UTC</w:t>
+              <w:t>2025-11-01 17:00:00 UTC</w:t>
             </w:r>
           </w:p>
         </w:tc>
@@ -134,7 +134,7 @@
               <w:rPr>
                 <w:b/>
               </w:rPr>
-              <w:t xml:space="preserve">Ground stations</w:t>
+              <w:t>Ground stations</w:t>
             </w:r>
           </w:p>
         </w:tc>
@@ -144,7 +144,7 @@
           </w:tcPr>
           <w:p>
             <w:r>
-              <w:t xml:space="preserve">Tokyo, Anchorage, Houston, Lima, Santiago</w:t>
+              <w:t>Tokyo, Anchorage, Houston, Lima, Santiago</w:t>
             </w:r>
           </w:p>
         </w:tc>
@@ -159,7 +159,7 @@
               <w:rPr>
                 <w:b/>
               </w:rPr>
-              <w:t xml:space="preserve">Scripted events</w:t>
+              <w:t>Scripted events</w:t>
             </w:r>
           </w:p>
         </w:tc>
@@ -169,7 +169,7 @@
           </w:tcPr>
           <w:p>
             <w:r>
-              <w:t xml:space="preserve">4</w:t>
+              <w:t>4</w:t>
             </w:r>
           </w:p>
         </w:tc>
@@ -184,7 +184,7 @@
               <w:rPr>
                 <w:b/>
               </w:rPr>
-              <w:t xml:space="preserve">Question streams</w:t>
+              <w:t>Question streams</w:t>
             </w:r>
           </w:p>
         </w:tc>
@@ -194,7 +194,7 @@
           </w:tcPr>
           <w:p>
             <w:r>
-              <w:t xml:space="preserve">Satellite Operations, Payload Operations, Mission Lead</w:t>
+              <w:t>Satellite Operations, Payload Operations, Mission Lead</w:t>
             </w:r>
           </w:p>
         </w:tc>
@@ -209,7 +209,7 @@
               <w:rPr>
                 <w:b/>
               </w:rPr>
-              <w:t xml:space="preserve">Scoring</w:t>
+              <w:t>Scoring</w:t>
             </w:r>
           </w:p>
         </w:tc>
@@ -219,33 +219,29 @@
           </w:tcPr>
           <w:p>
             <w:r>
-              <w:t xml:space="preserve">10 questions, 100 points total</w:t>
+              <w:t>10 questions, 100 points total</w:t>
             </w:r>
           </w:p>
         </w:tc>
       </w:tr>
     </w:tbl>
-    <w:p>
-      <w:r>
-        <w:t xml:space="preserve"/>
-      </w:r>
-    </w:p>
+    <w:p/>
     <w:p>
       <w:pPr>
         <w:pStyle w:val="Heading1"/>
       </w:pPr>
       <w:r>
-        <w:t xml:space="preserve">Purpose</w:t>
-      </w:r>
-    </w:p>
-    <w:p>
-      <w:r>
-        <w:t xml:space="preserve">Module 9 is the first module where things are done to the crew rather than by it. Alerts arise across the session and the crew has to work each one into a described, evidenced finding inside sixty seconds, without stopping the imagery tasking that is running alongside them.</w:t>
-      </w:r>
-    </w:p>
-    <w:p>
-      <w:r>
-        <w:t xml:space="preserve">The lesson is the one in the title. An alert is not an incident. Some of what the crew sees is adversary activity and some of it is hardware failing on its own. A crew that escalates everything has failed the module just as surely as a crew that escalates nothing.</w:t>
+        <w:t>Purpose</w:t>
+      </w:r>
+    </w:p>
+    <w:p>
+      <w:r>
+        <w:t>Module 9 is the first module where things are done to the crew rather than by it. Alerts arise across the session and the crew has to work each one into a described, evidenced finding inside sixty seconds, without stopping the imagery tasking that is running alongside them.</w:t>
+      </w:r>
+    </w:p>
+    <w:p>
+      <w:r>
+        <w:t>The lesson is the one in the title. An alert is not an incident. Some of what the crew sees is adversary activity and some of it is hardware failing on its own. A crew that escalates everything has failed the module just as surely as a crew that escalates nothing.</w:t>
       </w:r>
     </w:p>
     <w:p>
@@ -253,22 +249,28 @@
         <w:pStyle w:val="Heading1"/>
       </w:pPr>
       <w:r>
-        <w:t xml:space="preserve">How the Module Works</w:t>
-      </w:r>
-    </w:p>
-    <w:p>
-      <w:r>
-        <w:t xml:space="preserve">Each team flies an imaging microsatellite in a high-inclination orbit with five ground stations, starting with the battery at half charge. Tasking covers a vessel group in the Caribbean east of Florida and another off the west coast of Peru, so payload work continues while alerts are live.</w:t>
-      </w:r>
-    </w:p>
-    <w:p>
-      <w:r>
-        <w:t xml:space="preserve">Three things are scripted. Navigation is interfered with from the moment the session starts, so the position solution is already untrustworthy before the crew has taken a baseline. Text is injected into a downlinked telemetry packet around the half hour mark and expires on its own a little later. A reaction wheel jams during the second half of the session and returns to normal shortly afterwards without crew action.</w:t>
-      </w:r>
-    </w:p>
-    <w:p>
-      <w:r>
-        <w:t xml:space="preserve">The scored questions follow that structure. Satellite Operations characterises and locates the navigation and telemetry findings, Payload Operations delivers the collection result and identifies the attitude problem, and the Mission Lead classifies each alert and decides what belongs in a cyber detection report.</w:t>
+        <w:t>How the Module Works</w:t>
+      </w:r>
+    </w:p>
+    <w:p>
+      <w:r>
+        <w:t>Each team flies an imaging microsatellite in a high-inclination orbit with five ground stations, starting with the battery at half charge. Tasking covers a vessel group in the Caribbean east of Florida and another off the west coast of Peru, so payload work continues while alerts are live.</w:t>
+      </w:r>
+    </w:p>
+    <w:p>
+      <w:r>
+        <w:t>Three things are scripted. Navigation is interfered with from the moment the session starts, so the position solution is already untrustworthy before the crew has taken a baseline. Text is injected into a downlinked telemetry packet around the half hour mark and expires on its own a little later. A reaction wheel jams during the second half of the session and returns to normal shortly afterwards without crew action.</w:t>
+      </w:r>
+    </w:p>
+    <w:p>
+      <w:r>
+        <w:t xml:space="preserve">The scored questions follow that structure. Satellite Operations </w:t>
+      </w:r>
+      <w:r>
+        <w:t>characterizes</w:t>
+      </w:r>
+      <w:r>
+        <w:t xml:space="preserve"> and locates the navigation and telemetry findings, Payload Operations delivers the collection result and identifies the attitude problem, and the Mission Lead classifies each alert and decides what belongs in a cyber detection report.</w:t>
       </w:r>
     </w:p>
     <w:p>
@@ -276,67 +278,68 @@
         <w:pStyle w:val="Heading1"/>
       </w:pPr>
       <w:r>
-        <w:t xml:space="preserve">Running the Module</w:t>
-      </w:r>
-    </w:p>
-    <w:p>
-      <w:pPr>
-        <w:pStyle w:val="ListParagraph"/>
-        <w:numPr>
-          <w:ilvl w:val="0"/>
-          <w:numId w:val="1"/>
-        </w:numPr>
-      </w:pPr>
-      <w:r>
-        <w:t xml:space="preserve">Two of the three anomalies clear themselves. Crews that wait rather than investigate will watch the symptom disappear and may conclude nothing happened. Note who recorded an onset time and who did not.</w:t>
-      </w:r>
-    </w:p>
-    <w:p>
-      <w:pPr>
-        <w:pStyle w:val="ListParagraph"/>
-        <w:numPr>
-          <w:ilvl w:val="0"/>
-          <w:numId w:val="1"/>
-        </w:numPr>
-      </w:pPr>
-      <w:r>
-        <w:t xml:space="preserve">The navigation interference is running before the crew takes its baseline, so a crew that trusts its first reading has anchored to bad data. Watch for it and save it for the debrief.</w:t>
-      </w:r>
-    </w:p>
-    <w:p>
-      <w:pPr>
-        <w:pStyle w:val="ListParagraph"/>
-        <w:numPr>
-          <w:ilvl w:val="0"/>
-          <w:numId w:val="1"/>
-        </w:numPr>
-      </w:pPr>
-      <w:r>
-        <w:t xml:space="preserve">The wheel fault is the trap. It is a natural failure, and crews primed to hunt an attacker will fold it into their cyber report.</w:t>
-      </w:r>
-    </w:p>
-    <w:p>
-      <w:pPr>
-        <w:pStyle w:val="ListParagraph"/>
-        <w:numPr>
-          <w:ilvl w:val="0"/>
-          <w:numId w:val="1"/>
-        </w:numPr>
-      </w:pPr>
-      <w:r>
-        <w:t xml:space="preserve">Hold crews to the sixty second triage limit out loud. The point is a described finding under time pressure, not a complete diagnosis.</w:t>
-      </w:r>
-    </w:p>
-    <w:p>
-      <w:pPr>
-        <w:pStyle w:val="ListParagraph"/>
-        <w:numPr>
-          <w:ilvl w:val="0"/>
-          <w:numId w:val="1"/>
-        </w:numPr>
-      </w:pPr>
-      <w:r>
-        <w:t xml:space="preserve">The telemetry inject is only visible to a crew that inspects packet contents rather than plotted values. If nobody opens the raw data, nobody finds it.</w:t>
+        <w:lastRenderedPageBreak/>
+        <w:t>Running the Module</w:t>
+      </w:r>
+    </w:p>
+    <w:p>
+      <w:pPr>
+        <w:pStyle w:val="ListParagraph"/>
+        <w:numPr>
+          <w:ilvl w:val="0"/>
+          <w:numId w:val="1"/>
+        </w:numPr>
+      </w:pPr>
+      <w:r>
+        <w:t>Two of the three anomalies clear themselves. Crews that wait rather than investigate will watch the symptom disappear and may conclude nothing happened. Note who recorded an onset time and who did not.</w:t>
+      </w:r>
+    </w:p>
+    <w:p>
+      <w:pPr>
+        <w:pStyle w:val="ListParagraph"/>
+        <w:numPr>
+          <w:ilvl w:val="0"/>
+          <w:numId w:val="1"/>
+        </w:numPr>
+      </w:pPr>
+      <w:r>
+        <w:t>The navigation interference is running before the crew takes its baseline, so a crew that trusts its first reading has anchored to bad data. Watch for it and save it for the debrief.</w:t>
+      </w:r>
+    </w:p>
+    <w:p>
+      <w:pPr>
+        <w:pStyle w:val="ListParagraph"/>
+        <w:numPr>
+          <w:ilvl w:val="0"/>
+          <w:numId w:val="1"/>
+        </w:numPr>
+      </w:pPr>
+      <w:r>
+        <w:t>The wheel fault is the trap. It is a natural failure, and crews primed to hunt an attacker will fold it into their cyber report.</w:t>
+      </w:r>
+    </w:p>
+    <w:p>
+      <w:pPr>
+        <w:pStyle w:val="ListParagraph"/>
+        <w:numPr>
+          <w:ilvl w:val="0"/>
+          <w:numId w:val="1"/>
+        </w:numPr>
+      </w:pPr>
+      <w:r>
+        <w:t>Hold crews to the sixty second triage limit out loud. The point is a described finding under time pressure, not a complete diagnosis.</w:t>
+      </w:r>
+    </w:p>
+    <w:p>
+      <w:pPr>
+        <w:pStyle w:val="ListParagraph"/>
+        <w:numPr>
+          <w:ilvl w:val="0"/>
+          <w:numId w:val="1"/>
+        </w:numPr>
+      </w:pPr>
+      <w:r>
+        <w:t>The telemetry inject is only visible to a crew that inspects packet contents rather than plotted values. If nobody opens the raw data, nobody finds it.</w:t>
       </w:r>
     </w:p>
     <w:p>
@@ -344,12 +347,12 @@
         <w:pStyle w:val="Heading1"/>
       </w:pPr>
       <w:r>
-        <w:t xml:space="preserve">Questions and Answers</w:t>
-      </w:r>
-    </w:p>
-    <w:p>
-      <w:r>
-        <w:t xml:space="preserve">Questions are delivered in the Tasks section of the operator terminal. Teams may submit once per question, after which the question locks.</w:t>
+        <w:t>Questions and Answers</w:t>
+      </w:r>
+    </w:p>
+    <w:p>
+      <w:r>
+        <w:t>Questions are delivered in the Tasks section of the operator terminal. Teams may submit once per question, after which the question locks.</w:t>
       </w:r>
     </w:p>
     <w:p>
@@ -357,7 +360,7 @@
         <w:pStyle w:val="Heading2"/>
       </w:pPr>
       <w:r>
-        <w:t xml:space="preserve">Satellite Operations</w:t>
+        <w:t>Satellite Operations</w:t>
       </w:r>
     </w:p>
     <w:p>
@@ -373,7 +376,7 @@
         <w:spacing w:before="80" w:after="140"/>
       </w:pPr>
       <w:r>
-        <w:t xml:space="preserve">Q1. Around which ground station did the GPS spoofing occur?</w:t>
+        <w:t>Q1. Around which ground station did the GPS spoofing occur?</w:t>
       </w:r>
     </w:p>
     <w:p>
@@ -387,7 +390,7 @@
           <w:sz w:val="18"/>
           <w:szCs w:val="18"/>
         </w:rPr>
-        <w:t xml:space="preserve">Single choice  |  10 points</w:t>
+        <w:t>Single choice  |  10 points</w:t>
       </w:r>
     </w:p>
     <w:p>
@@ -398,70 +401,76 @@
         <w:t xml:space="preserve">Shown to teams as: </w:t>
       </w:r>
       <w:r>
-        <w:t xml:space="preserve">GPS position telemetry reports a spoofed fix centred on a region near one of the mission ground stations. Select the ground station the spoofing occurred around.</w:t>
-      </w:r>
-    </w:p>
-    <w:p>
-      <w:pPr>
-        <w:pStyle w:val="ListParagraph"/>
-        <w:numPr>
-          <w:ilvl w:val="0"/>
-          <w:numId w:val="1"/>
-        </w:numPr>
-      </w:pPr>
-      <w:r>
-        <w:t xml:space="preserve">Anchorage</w:t>
-      </w:r>
-    </w:p>
-    <w:p>
-      <w:pPr>
-        <w:pStyle w:val="ListParagraph"/>
-        <w:numPr>
-          <w:ilvl w:val="0"/>
-          <w:numId w:val="1"/>
-        </w:numPr>
-      </w:pPr>
-      <w:r>
-        <w:rPr>
-          <w:b/>
-        </w:rPr>
-        <w:t xml:space="preserve">Houston (correct)</w:t>
-      </w:r>
-    </w:p>
-    <w:p>
-      <w:pPr>
-        <w:pStyle w:val="ListParagraph"/>
-        <w:numPr>
-          <w:ilvl w:val="0"/>
-          <w:numId w:val="1"/>
-        </w:numPr>
-      </w:pPr>
-      <w:r>
-        <w:t xml:space="preserve">Lima</w:t>
-      </w:r>
-    </w:p>
-    <w:p>
-      <w:pPr>
-        <w:pStyle w:val="ListParagraph"/>
-        <w:numPr>
-          <w:ilvl w:val="0"/>
-          <w:numId w:val="1"/>
-        </w:numPr>
-      </w:pPr>
-      <w:r>
-        <w:t xml:space="preserve">Santiago</w:t>
-      </w:r>
-    </w:p>
-    <w:p>
-      <w:pPr>
-        <w:pStyle w:val="ListParagraph"/>
-        <w:numPr>
-          <w:ilvl w:val="0"/>
-          <w:numId w:val="1"/>
-        </w:numPr>
-      </w:pPr>
-      <w:r>
-        <w:t xml:space="preserve">Tokyo</w:t>
+        <w:t xml:space="preserve">GPS position telemetry reports a spoofed fix </w:t>
+      </w:r>
+      <w:r>
+        <w:t>centered</w:t>
+      </w:r>
+      <w:r>
+        <w:t xml:space="preserve"> on a region near one of the mission ground stations. Select the ground station the spoofing occurred around.</w:t>
+      </w:r>
+    </w:p>
+    <w:p>
+      <w:pPr>
+        <w:pStyle w:val="ListParagraph"/>
+        <w:numPr>
+          <w:ilvl w:val="0"/>
+          <w:numId w:val="1"/>
+        </w:numPr>
+      </w:pPr>
+      <w:r>
+        <w:t>Anchorage</w:t>
+      </w:r>
+    </w:p>
+    <w:p>
+      <w:pPr>
+        <w:pStyle w:val="ListParagraph"/>
+        <w:numPr>
+          <w:ilvl w:val="0"/>
+          <w:numId w:val="1"/>
+        </w:numPr>
+      </w:pPr>
+      <w:r>
+        <w:rPr>
+          <w:b/>
+        </w:rPr>
+        <w:t>Houston (correct)</w:t>
+      </w:r>
+    </w:p>
+    <w:p>
+      <w:pPr>
+        <w:pStyle w:val="ListParagraph"/>
+        <w:numPr>
+          <w:ilvl w:val="0"/>
+          <w:numId w:val="1"/>
+        </w:numPr>
+      </w:pPr>
+      <w:r>
+        <w:t>Lima</w:t>
+      </w:r>
+    </w:p>
+    <w:p>
+      <w:pPr>
+        <w:pStyle w:val="ListParagraph"/>
+        <w:numPr>
+          <w:ilvl w:val="0"/>
+          <w:numId w:val="1"/>
+        </w:numPr>
+      </w:pPr>
+      <w:r>
+        <w:t>Santiago</w:t>
+      </w:r>
+    </w:p>
+    <w:p>
+      <w:pPr>
+        <w:pStyle w:val="ListParagraph"/>
+        <w:numPr>
+          <w:ilvl w:val="0"/>
+          <w:numId w:val="1"/>
+        </w:numPr>
+      </w:pPr>
+      <w:r>
+        <w:t>Tokyo</w:t>
       </w:r>
     </w:p>
     <w:p>
@@ -472,7 +481,7 @@
         <w:t xml:space="preserve">Correct answer: </w:t>
       </w:r>
       <w:r>
-        <w:t xml:space="preserve">Houston</w:t>
+        <w:t>Houston</w:t>
       </w:r>
     </w:p>
     <w:p>
@@ -483,7 +492,13 @@
         <w:t xml:space="preserve">Why: </w:t>
       </w:r>
       <w:r>
-        <w:t xml:space="preserve">The spoofing region is centred near Houston.</w:t>
+        <w:t xml:space="preserve">The spoofing region is </w:t>
+      </w:r>
+      <w:r>
+        <w:t>centered</w:t>
+      </w:r>
+      <w:r>
+        <w:t xml:space="preserve"> near Houston.</w:t>
       </w:r>
     </w:p>
     <w:p>
@@ -499,7 +514,7 @@
         <w:spacing w:before="360" w:after="140"/>
       </w:pPr>
       <w:r>
-        <w:t xml:space="preserve">Q2. Which signature best indicates GPS spoofing rather than a sensor fault?</w:t>
+        <w:t>Q2. Which signature best indicates GPS spoofing rather than a sensor fault?</w:t>
       </w:r>
     </w:p>
     <w:p>
@@ -513,7 +528,7 @@
           <w:sz w:val="18"/>
           <w:szCs w:val="18"/>
         </w:rPr>
-        <w:t xml:space="preserve">Single choice  |  10 points</w:t>
+        <w:t>Single choice  |  10 points</w:t>
       </w:r>
     </w:p>
     <w:p>
@@ -524,58 +539,58 @@
         <w:t xml:space="preserve">Shown to teams as: </w:t>
       </w:r>
       <w:r>
-        <w:t xml:space="preserve">During the GPS spoofing alert, select the strongest indicator that GPS data is being spoofed rather than suffering a generic sensor failure.</w:t>
-      </w:r>
-    </w:p>
-    <w:p>
-      <w:pPr>
-        <w:pStyle w:val="ListParagraph"/>
-        <w:numPr>
-          <w:ilvl w:val="0"/>
-          <w:numId w:val="1"/>
-        </w:numPr>
-      </w:pPr>
-      <w:r>
-        <w:t xml:space="preserve">Battery charge fraction drops sharply with no load change</w:t>
-      </w:r>
-    </w:p>
-    <w:p>
-      <w:pPr>
-        <w:pStyle w:val="ListParagraph"/>
-        <w:numPr>
-          <w:ilvl w:val="0"/>
-          <w:numId w:val="1"/>
-        </w:numPr>
-      </w:pPr>
-      <w:r>
-        <w:rPr>
-          <w:b/>
-        </w:rPr>
-        <w:t xml:space="preserve">GPS jumps to a consistent wrong region while other subsystems remain nominal (correct)</w:t>
-      </w:r>
-    </w:p>
-    <w:p>
-      <w:pPr>
-        <w:pStyle w:val="ListParagraph"/>
-        <w:numPr>
-          <w:ilvl w:val="0"/>
-          <w:numId w:val="1"/>
-        </w:numPr>
-      </w:pPr>
-      <w:r>
-        <w:t xml:space="preserve">Ping messages stop arriving entirely</w:t>
-      </w:r>
-    </w:p>
-    <w:p>
-      <w:pPr>
-        <w:pStyle w:val="ListParagraph"/>
-        <w:numPr>
-          <w:ilvl w:val="0"/>
-          <w:numId w:val="1"/>
-        </w:numPr>
-      </w:pPr>
-      <w:r>
-        <w:t xml:space="preserve">Receiver SNR falls to zero during the pass</w:t>
+        <w:t>During the GPS spoofing alert, select the strongest indicator that GPS data is being spoofed rather than suffering a generic sensor failure.</w:t>
+      </w:r>
+    </w:p>
+    <w:p>
+      <w:pPr>
+        <w:pStyle w:val="ListParagraph"/>
+        <w:numPr>
+          <w:ilvl w:val="0"/>
+          <w:numId w:val="1"/>
+        </w:numPr>
+      </w:pPr>
+      <w:r>
+        <w:t>Battery charge fraction drops sharply with no load change</w:t>
+      </w:r>
+    </w:p>
+    <w:p>
+      <w:pPr>
+        <w:pStyle w:val="ListParagraph"/>
+        <w:numPr>
+          <w:ilvl w:val="0"/>
+          <w:numId w:val="1"/>
+        </w:numPr>
+      </w:pPr>
+      <w:r>
+        <w:rPr>
+          <w:b/>
+        </w:rPr>
+        <w:t>GPS jumps to a consistent wrong region while other subsystems remain nominal (correct)</w:t>
+      </w:r>
+    </w:p>
+    <w:p>
+      <w:pPr>
+        <w:pStyle w:val="ListParagraph"/>
+        <w:numPr>
+          <w:ilvl w:val="0"/>
+          <w:numId w:val="1"/>
+        </w:numPr>
+      </w:pPr>
+      <w:r>
+        <w:t>Ping messages stop arriving entirely</w:t>
+      </w:r>
+    </w:p>
+    <w:p>
+      <w:pPr>
+        <w:pStyle w:val="ListParagraph"/>
+        <w:numPr>
+          <w:ilvl w:val="0"/>
+          <w:numId w:val="1"/>
+        </w:numPr>
+      </w:pPr>
+      <w:r>
+        <w:t>Receiver SNR falls to zero during the pass</w:t>
       </w:r>
     </w:p>
     <w:p>
@@ -586,18 +601,19 @@
         <w:t xml:space="preserve">Correct answer: </w:t>
       </w:r>
       <w:r>
-        <w:t xml:space="preserve">GPS jumps to a consistent wrong region while other subsystems remain nominal</w:t>
-      </w:r>
-    </w:p>
-    <w:p>
-      <w:r>
-        <w:rPr>
-          <w:b/>
-        </w:rPr>
+        <w:t>GPS jumps to a consistent wrong region while other subsystems remain nominal</w:t>
+      </w:r>
+    </w:p>
+    <w:p>
+      <w:r>
+        <w:rPr>
+          <w:b/>
+        </w:rPr>
+        <w:lastRenderedPageBreak/>
         <w:t xml:space="preserve">Why: </w:t>
       </w:r>
       <w:r>
-        <w:t xml:space="preserve">A stable but geographically wrong GPS fix is the hallmark of spoofing; other subsystems staying nominal rules out a broad bus failure.</w:t>
+        <w:t>A stable but geographically wrong GPS fix is the hallmark of spoofing; other subsystems staying nominal rules out a broad bus failure.</w:t>
       </w:r>
     </w:p>
     <w:p>
@@ -613,7 +629,7 @@
         <w:spacing w:before="360" w:after="140"/>
       </w:pPr>
       <w:r>
-        <w:t xml:space="preserve">Q3. At what elapsed simulation time (minutes) did the cyber text inject begin?</w:t>
+        <w:t>Q3. At what elapsed simulation time (minutes) did the cyber text inject begin?</w:t>
       </w:r>
     </w:p>
     <w:p>
@@ -627,7 +643,7 @@
           <w:sz w:val="18"/>
           <w:szCs w:val="18"/>
         </w:rPr>
-        <w:t xml:space="preserve">Numeric entry  |  10 points</w:t>
+        <w:t>Numeric entry  |  10 points</w:t>
       </w:r>
     </w:p>
     <w:p>
@@ -638,7 +654,7 @@
         <w:t xml:space="preserve">Shown to teams as: </w:t>
       </w:r>
       <w:r>
-        <w:t xml:space="preserve">Embedded text appears in downlinked Power Source telemetry. Report when the inject starts, in simulation minutes from session start.</w:t>
+        <w:t>Embedded text appears in downlinked Power Source telemetry. Report when the inject starts, in simulation minutes from session start.</w:t>
       </w:r>
     </w:p>
     <w:p>
@@ -649,7 +665,7 @@
         <w:t xml:space="preserve">Correct answer: </w:t>
       </w:r>
       <w:r>
-        <w:t xml:space="preserve">30 min (accepted within +/- 1 min)</w:t>
+        <w:t>30 min (accepted within +/- 1 min)</w:t>
       </w:r>
     </w:p>
     <w:p>
@@ -660,7 +676,7 @@
         <w:t xml:space="preserve">Why: </w:t>
       </w:r>
       <w:r>
-        <w:t xml:space="preserve">The cyber text inject on APID 201 begins at 1800 s (30 simulation minutes).</w:t>
+        <w:t>The cyber text inject on APID 201 begins at 1800 s (30 simulation minutes).</w:t>
       </w:r>
     </w:p>
     <w:p>
@@ -676,7 +692,7 @@
         <w:spacing w:before="360" w:after="140"/>
       </w:pPr>
       <w:r>
-        <w:t xml:space="preserve">Q4. What hidden text appeared in the Power Source telemetry message?</w:t>
+        <w:t>Q4. What hidden text appeared in the Power Source telemetry message?</w:t>
       </w:r>
     </w:p>
     <w:p>
@@ -690,7 +706,7 @@
           <w:sz w:val="18"/>
           <w:szCs w:val="18"/>
         </w:rPr>
-        <w:t xml:space="preserve">Free text entry  |  10 points</w:t>
+        <w:t>Free text entry  |  10 points</w:t>
       </w:r>
     </w:p>
     <w:p>
@@ -701,7 +717,7 @@
         <w:t xml:space="preserve">Shown to teams as: </w:t>
       </w:r>
       <w:r>
-        <w:t xml:space="preserve">During the cyber inject, ASCII text is embedded in the Power Source (APID 201) packet. Enter the exact hidden text string.</w:t>
+        <w:t>During the cyber inject, ASCII text is embedded in the Power Source (APID 201) packet. Enter the exact hidden text string.</w:t>
       </w:r>
     </w:p>
     <w:p>
@@ -712,7 +728,7 @@
         <w:t xml:space="preserve">Correct answer: </w:t>
       </w:r>
       <w:r>
-        <w:t xml:space="preserve">"Hacked Inject"</w:t>
+        <w:t>"Hacked Inject"</w:t>
       </w:r>
     </w:p>
     <w:p>
@@ -723,7 +739,7 @@
         <w:t xml:space="preserve">Why: </w:t>
       </w:r>
       <w:r>
-        <w:t xml:space="preserve">The cyber text inject overlays ASCII payload Hacked Inject on APID 201 (Power Source) for 600 simulation seconds.</w:t>
+        <w:t>The cyber text inject overlays ASCII payload Hacked Inject on APID 201 (Power Source) for 600 simulation seconds.</w:t>
       </w:r>
     </w:p>
     <w:p>
@@ -731,7 +747,7 @@
         <w:pStyle w:val="Heading2"/>
       </w:pPr>
       <w:r>
-        <w:t xml:space="preserve">Payload Operations</w:t>
+        <w:t>Payload Operations</w:t>
       </w:r>
     </w:p>
     <w:p>
@@ -747,7 +763,7 @@
         <w:spacing w:before="80" w:after="140"/>
       </w:pPr>
       <w:r>
-        <w:t xml:space="preserve">Q5. How many black vessels are visible in the Caribbean tasking region?</w:t>
+        <w:t>Q5. How many black vessels are visible in the Caribbean tasking region?</w:t>
       </w:r>
     </w:p>
     <w:p>
@@ -761,7 +777,7 @@
           <w:sz w:val="18"/>
           <w:szCs w:val="18"/>
         </w:rPr>
-        <w:t xml:space="preserve">Numeric entry  |  10 points</w:t>
+        <w:t>Numeric entry  |  10 points</w:t>
       </w:r>
     </w:p>
     <w:p>
@@ -772,7 +788,7 @@
         <w:t xml:space="preserve">Shown to teams as: </w:t>
       </w:r>
       <w:r>
-        <w:t xml:space="preserve">Capture the Caribbean region near the east-coast of Florida and count black vessels.</w:t>
+        <w:t>Capture the Caribbean region near the east-coast of Florida and count black vessels.</w:t>
       </w:r>
     </w:p>
     <w:p>
@@ -783,7 +799,7 @@
         <w:t xml:space="preserve">Correct answer: </w:t>
       </w:r>
       <w:r>
-        <w:t xml:space="preserve">4 (exact value required)</w:t>
+        <w:t>4 (exact value required)</w:t>
       </w:r>
     </w:p>
     <w:p>
@@ -794,7 +810,7 @@
         <w:t xml:space="preserve">Why: </w:t>
       </w:r>
       <w:r>
-        <w:t xml:space="preserve">Four black vessels are placed in the Caribbean tasking region.</w:t>
+        <w:t>Four black vessels are placed in the Caribbean tasking region.</w:t>
       </w:r>
     </w:p>
     <w:p>
@@ -810,7 +826,7 @@
         <w:spacing w:before="360" w:after="140"/>
       </w:pPr>
       <w:r>
-        <w:t xml:space="preserve">Q6. How many orange vessels are visible on the West-coast of Peru?</w:t>
+        <w:t>Q6. How many orange vessels are visible on the West-coast of Peru?</w:t>
       </w:r>
     </w:p>
     <w:p>
@@ -824,7 +840,7 @@
           <w:sz w:val="18"/>
           <w:szCs w:val="18"/>
         </w:rPr>
-        <w:t xml:space="preserve">Numeric entry  |  10 points</w:t>
+        <w:t>Numeric entry  |  10 points</w:t>
       </w:r>
     </w:p>
     <w:p>
@@ -835,7 +851,7 @@
         <w:t xml:space="preserve">Shown to teams as: </w:t>
       </w:r>
       <w:r>
-        <w:t xml:space="preserve">Capture the West-coast of Peru and count orange vessels.</w:t>
+        <w:t>Capture the West-coast of Peru and count orange vessels.</w:t>
       </w:r>
     </w:p>
     <w:p>
@@ -846,7 +862,7 @@
         <w:t xml:space="preserve">Correct answer: </w:t>
       </w:r>
       <w:r>
-        <w:t xml:space="preserve">3 (exact value required)</w:t>
+        <w:t>3 (exact value required)</w:t>
       </w:r>
     </w:p>
     <w:p>
@@ -857,7 +873,7 @@
         <w:t xml:space="preserve">Why: </w:t>
       </w:r>
       <w:r>
-        <w:t xml:space="preserve">Three orange vessels are placed on the West-coast of Peru.</w:t>
+        <w:t>Three orange vessels are placed on the West-coast of Peru.</w:t>
       </w:r>
     </w:p>
     <w:p>
@@ -873,7 +889,7 @@
         <w:spacing w:before="360" w:after="140"/>
       </w:pPr>
       <w:r>
-        <w:t xml:space="preserve">Q7. Whilst attempting the Peruvian vessels, which reaction wheel became stuck?</w:t>
+        <w:t>Q7. Whilst attempting the Peruvian vessels, which reaction wheel became stuck?</w:t>
       </w:r>
     </w:p>
     <w:p>
@@ -887,7 +903,7 @@
           <w:sz w:val="18"/>
           <w:szCs w:val="18"/>
         </w:rPr>
-        <w:t xml:space="preserve">Single choice  |  10 points</w:t>
+        <w:t>Single choice  |  10 points</w:t>
       </w:r>
     </w:p>
     <w:p>
@@ -898,46 +914,47 @@
         <w:t xml:space="preserve">Shown to teams as: </w:t>
       </w:r>
       <w:r>
-        <w:t xml:space="preserve">Use spacecraft telemetry to identify which reaction wheel became stuck during Peruvian vessel tasking.</w:t>
-      </w:r>
-    </w:p>
-    <w:p>
-      <w:pPr>
-        <w:pStyle w:val="ListParagraph"/>
-        <w:numPr>
-          <w:ilvl w:val="0"/>
-          <w:numId w:val="1"/>
-        </w:numPr>
-      </w:pPr>
-      <w:r>
-        <w:rPr>
-          <w:b/>
-        </w:rPr>
-        <w:t xml:space="preserve">Wheel X (correct)</w:t>
-      </w:r>
-    </w:p>
-    <w:p>
-      <w:pPr>
-        <w:pStyle w:val="ListParagraph"/>
-        <w:numPr>
-          <w:ilvl w:val="0"/>
-          <w:numId w:val="1"/>
-        </w:numPr>
-      </w:pPr>
-      <w:r>
-        <w:t xml:space="preserve">Wheel Y</w:t>
-      </w:r>
-    </w:p>
-    <w:p>
-      <w:pPr>
-        <w:pStyle w:val="ListParagraph"/>
-        <w:numPr>
-          <w:ilvl w:val="0"/>
-          <w:numId w:val="1"/>
-        </w:numPr>
-      </w:pPr>
-      <w:r>
-        <w:t xml:space="preserve">Wheel Z</w:t>
+        <w:t>Use spacecraft telemetry to identify which reaction wheel became stuck during Peruvian vessel tasking.</w:t>
+      </w:r>
+    </w:p>
+    <w:p>
+      <w:pPr>
+        <w:pStyle w:val="ListParagraph"/>
+        <w:numPr>
+          <w:ilvl w:val="0"/>
+          <w:numId w:val="1"/>
+        </w:numPr>
+      </w:pPr>
+      <w:r>
+        <w:rPr>
+          <w:b/>
+        </w:rPr>
+        <w:lastRenderedPageBreak/>
+        <w:t>Wheel X (correct)</w:t>
+      </w:r>
+    </w:p>
+    <w:p>
+      <w:pPr>
+        <w:pStyle w:val="ListParagraph"/>
+        <w:numPr>
+          <w:ilvl w:val="0"/>
+          <w:numId w:val="1"/>
+        </w:numPr>
+      </w:pPr>
+      <w:r>
+        <w:t>Wheel Y</w:t>
+      </w:r>
+    </w:p>
+    <w:p>
+      <w:pPr>
+        <w:pStyle w:val="ListParagraph"/>
+        <w:numPr>
+          <w:ilvl w:val="0"/>
+          <w:numId w:val="1"/>
+        </w:numPr>
+      </w:pPr>
+      <w:r>
+        <w:t>Wheel Z</w:t>
       </w:r>
     </w:p>
     <w:p>
@@ -948,7 +965,7 @@
         <w:t xml:space="preserve">Correct answer: </w:t>
       </w:r>
       <w:r>
-        <w:t xml:space="preserve">Wheel X</w:t>
+        <w:t>Wheel X</w:t>
       </w:r>
     </w:p>
     <w:p>
@@ -959,7 +976,7 @@
         <w:t xml:space="preserve">Why: </w:t>
       </w:r>
       <w:r>
-        <w:t xml:space="preserve">Wheel X became stuck at 2700 s (Stuck Index 0).</w:t>
+        <w:t>Wheel X became stuck at 2700 s (Stuck Index 0).</w:t>
       </w:r>
     </w:p>
     <w:p>
@@ -967,7 +984,7 @@
         <w:pStyle w:val="Heading2"/>
       </w:pPr>
       <w:r>
-        <w:t xml:space="preserve">Mission Lead</w:t>
+        <w:t>Mission Lead</w:t>
       </w:r>
     </w:p>
     <w:p>
@@ -983,7 +1000,7 @@
         <w:spacing w:before="80" w:after="140"/>
       </w:pPr>
       <w:r>
-        <w:t xml:space="preserve">Q8. Alert versus incident: which alert is a natural hardware fault (not cyber)?</w:t>
+        <w:t>Q8. Alert versus incident: which alert is a natural hardware fault (not cyber)?</w:t>
       </w:r>
     </w:p>
     <w:p>
@@ -997,7 +1014,7 @@
           <w:sz w:val="18"/>
           <w:szCs w:val="18"/>
         </w:rPr>
-        <w:t xml:space="preserve">Single choice  |  10 points</w:t>
+        <w:t>Single choice  |  10 points</w:t>
       </w:r>
     </w:p>
     <w:p>
@@ -1008,58 +1025,58 @@
         <w:t xml:space="preserve">Shown to teams as: </w:t>
       </w:r>
       <w:r>
-        <w:t xml:space="preserve">Three alerts occur this session: GPS spoofing near Houston (from session start), Hacked Inject text in Power Source telemetry (from 30 simulation minutes), and a reaction wheel stuck during Peruvian vessel tasking (from 45 simulation minutes). After sixty-second triage on each alert, select the one that should be logged and handled as a natural fault, not escalated as a cyber incident.</w:t>
-      </w:r>
-    </w:p>
-    <w:p>
-      <w:pPr>
-        <w:pStyle w:val="ListParagraph"/>
-        <w:numPr>
-          <w:ilvl w:val="0"/>
-          <w:numId w:val="1"/>
-        </w:numPr>
-      </w:pPr>
-      <w:r>
-        <w:t xml:space="preserve">All three alerts are confirmed cyber-physical incidents</w:t>
-      </w:r>
-    </w:p>
-    <w:p>
-      <w:pPr>
-        <w:pStyle w:val="ListParagraph"/>
-        <w:numPr>
-          <w:ilvl w:val="0"/>
-          <w:numId w:val="1"/>
-        </w:numPr>
-      </w:pPr>
-      <w:r>
-        <w:t xml:space="preserve">GPS spoofing near Houston</w:t>
-      </w:r>
-    </w:p>
-    <w:p>
-      <w:pPr>
-        <w:pStyle w:val="ListParagraph"/>
-        <w:numPr>
-          <w:ilvl w:val="0"/>
-          <w:numId w:val="1"/>
-        </w:numPr>
-      </w:pPr>
-      <w:r>
-        <w:t xml:space="preserve">Hacked Inject text in Power Source telemetry</w:t>
-      </w:r>
-    </w:p>
-    <w:p>
-      <w:pPr>
-        <w:pStyle w:val="ListParagraph"/>
-        <w:numPr>
-          <w:ilvl w:val="0"/>
-          <w:numId w:val="1"/>
-        </w:numPr>
-      </w:pPr>
-      <w:r>
-        <w:rPr>
-          <w:b/>
-        </w:rPr>
-        <w:t xml:space="preserve">Reaction wheel stuck during vessel capture (correct)</w:t>
+        <w:t>Three alerts occur this session: GPS spoofing near Houston (from session start), Hacked Inject text in Power Source telemetry (from 30 simulation minutes), and a reaction wheel stuck during Peruvian vessel tasking (from 45 simulation minutes). After sixty-second triage on each alert, select the one that should be logged and handled as a natural fault, not escalated as a cyber incident.</w:t>
+      </w:r>
+    </w:p>
+    <w:p>
+      <w:pPr>
+        <w:pStyle w:val="ListParagraph"/>
+        <w:numPr>
+          <w:ilvl w:val="0"/>
+          <w:numId w:val="1"/>
+        </w:numPr>
+      </w:pPr>
+      <w:r>
+        <w:t>All three alerts are confirmed cyber-physical incidents</w:t>
+      </w:r>
+    </w:p>
+    <w:p>
+      <w:pPr>
+        <w:pStyle w:val="ListParagraph"/>
+        <w:numPr>
+          <w:ilvl w:val="0"/>
+          <w:numId w:val="1"/>
+        </w:numPr>
+      </w:pPr>
+      <w:r>
+        <w:t>GPS spoofing near Houston</w:t>
+      </w:r>
+    </w:p>
+    <w:p>
+      <w:pPr>
+        <w:pStyle w:val="ListParagraph"/>
+        <w:numPr>
+          <w:ilvl w:val="0"/>
+          <w:numId w:val="1"/>
+        </w:numPr>
+      </w:pPr>
+      <w:r>
+        <w:t>Hacked Inject text in Power Source telemetry</w:t>
+      </w:r>
+    </w:p>
+    <w:p>
+      <w:pPr>
+        <w:pStyle w:val="ListParagraph"/>
+        <w:numPr>
+          <w:ilvl w:val="0"/>
+          <w:numId w:val="1"/>
+        </w:numPr>
+      </w:pPr>
+      <w:r>
+        <w:rPr>
+          <w:b/>
+        </w:rPr>
+        <w:t>Reaction wheel stuck during vessel capture (correct)</w:t>
       </w:r>
     </w:p>
     <w:p>
@@ -1070,7 +1087,7 @@
         <w:t xml:space="preserve">Correct answer: </w:t>
       </w:r>
       <w:r>
-        <w:t xml:space="preserve">Reaction wheel stuck during vessel capture</w:t>
+        <w:t>Reaction wheel stuck during vessel capture</w:t>
       </w:r>
     </w:p>
     <w:p>
@@ -1081,7 +1098,7 @@
         <w:t xml:space="preserve">Why: </w:t>
       </w:r>
       <w:r>
-        <w:t xml:space="preserve">The reaction wheel stuck at 2700 s is a natural hardware fault - log it and handle as non-cyber.</w:t>
+        <w:t>The reaction wheel stuck at 2700 s is a natural hardware fault - log it and handle as non-cyber.</w:t>
       </w:r>
     </w:p>
     <w:p>
@@ -1097,7 +1114,7 @@
         <w:spacing w:before="360" w:after="140"/>
       </w:pPr>
       <w:r>
-        <w:t xml:space="preserve">Q9. Which alerts belong in the cyber detection report to command leadership?</w:t>
+        <w:t>Q9. Which alerts belong in the cyber detection report to command leadership?</w:t>
       </w:r>
     </w:p>
     <w:p>
@@ -1111,7 +1128,7 @@
           <w:sz w:val="18"/>
           <w:szCs w:val="18"/>
         </w:rPr>
-        <w:t xml:space="preserve">Multiple choice, select all that apply  |  10 points</w:t>
+        <w:t>Multiple choice, select all that apply  |  10 points</w:t>
       </w:r>
     </w:p>
     <w:p>
@@ -1122,61 +1139,61 @@
         <w:t xml:space="preserve">Shown to teams as: </w:t>
       </w:r>
       <w:r>
-        <w:t xml:space="preserve">After sixty-second triage, the Mission Lead escalates confirmed cyber incidents in detection-report format. Select every alert that belongs in that report.</w:t>
-      </w:r>
-    </w:p>
-    <w:p>
-      <w:pPr>
-        <w:pStyle w:val="ListParagraph"/>
-        <w:numPr>
-          <w:ilvl w:val="0"/>
-          <w:numId w:val="1"/>
-        </w:numPr>
-      </w:pPr>
-      <w:r>
-        <w:rPr>
-          <w:b/>
-        </w:rPr>
-        <w:t xml:space="preserve">GPS spoofing near Houston (correct)</w:t>
-      </w:r>
-    </w:p>
-    <w:p>
-      <w:pPr>
-        <w:pStyle w:val="ListParagraph"/>
-        <w:numPr>
-          <w:ilvl w:val="0"/>
-          <w:numId w:val="1"/>
-        </w:numPr>
-      </w:pPr>
-      <w:r>
-        <w:rPr>
-          <w:b/>
-        </w:rPr>
-        <w:t xml:space="preserve">Hacked Inject text in Power Source telemetry (correct)</w:t>
-      </w:r>
-    </w:p>
-    <w:p>
-      <w:pPr>
-        <w:pStyle w:val="ListParagraph"/>
-        <w:numPr>
-          <w:ilvl w:val="0"/>
-          <w:numId w:val="1"/>
-        </w:numPr>
-      </w:pPr>
-      <w:r>
-        <w:t xml:space="preserve">Reaction wheel stuck during vessel capture</w:t>
-      </w:r>
-    </w:p>
-    <w:p>
-      <w:pPr>
-        <w:pStyle w:val="ListParagraph"/>
-        <w:numPr>
-          <w:ilvl w:val="0"/>
-          <w:numId w:val="1"/>
-        </w:numPr>
-      </w:pPr>
-      <w:r>
-        <w:t xml:space="preserve">Routine scheduled telemetry downlink</w:t>
+        <w:t>After sixty-second triage, the Mission Lead escalates confirmed cyber incidents in detection-report format. Select every alert that belongs in that report.</w:t>
+      </w:r>
+    </w:p>
+    <w:p>
+      <w:pPr>
+        <w:pStyle w:val="ListParagraph"/>
+        <w:numPr>
+          <w:ilvl w:val="0"/>
+          <w:numId w:val="1"/>
+        </w:numPr>
+      </w:pPr>
+      <w:r>
+        <w:rPr>
+          <w:b/>
+        </w:rPr>
+        <w:t>GPS spoofing near Houston (correct)</w:t>
+      </w:r>
+    </w:p>
+    <w:p>
+      <w:pPr>
+        <w:pStyle w:val="ListParagraph"/>
+        <w:numPr>
+          <w:ilvl w:val="0"/>
+          <w:numId w:val="1"/>
+        </w:numPr>
+      </w:pPr>
+      <w:r>
+        <w:rPr>
+          <w:b/>
+        </w:rPr>
+        <w:t>Hacked Inject text in Power Source telemetry (correct)</w:t>
+      </w:r>
+    </w:p>
+    <w:p>
+      <w:pPr>
+        <w:pStyle w:val="ListParagraph"/>
+        <w:numPr>
+          <w:ilvl w:val="0"/>
+          <w:numId w:val="1"/>
+        </w:numPr>
+      </w:pPr>
+      <w:r>
+        <w:t>Reaction wheel stuck during vessel capture</w:t>
+      </w:r>
+    </w:p>
+    <w:p>
+      <w:pPr>
+        <w:pStyle w:val="ListParagraph"/>
+        <w:numPr>
+          <w:ilvl w:val="0"/>
+          <w:numId w:val="1"/>
+        </w:numPr>
+      </w:pPr>
+      <w:r>
+        <w:t>Routine scheduled telemetry downlink</w:t>
       </w:r>
     </w:p>
     <w:p>
@@ -1187,7 +1204,7 @@
         <w:t xml:space="preserve">Correct answer: </w:t>
       </w:r>
       <w:r>
-        <w:t xml:space="preserve">GPS spoofing near Houston, Hacked Inject text in Power Source telemetry</w:t>
+        <w:t>GPS spoofing near Houston, Hacked Inject text in Power Source telemetry</w:t>
       </w:r>
     </w:p>
     <w:p>
@@ -1198,7 +1215,7 @@
         <w:t xml:space="preserve">Why: </w:t>
       </w:r>
       <w:r>
-        <w:t xml:space="preserve">Only the GPS spoof and Power Source tamper are confirmed cyber incidents. The reaction wheel fault is natural and logged separately; routine downlink is not an alert.</w:t>
+        <w:t>Only the GPS spoof and Power Source tamper are confirmed cyber incidents. The reaction wheel fault is natural and logged separately; routine downlink is not an alert.</w:t>
       </w:r>
     </w:p>
     <w:p>
@@ -1214,7 +1231,7 @@
         <w:spacing w:before="360" w:after="140"/>
       </w:pPr>
       <w:r>
-        <w:t xml:space="preserve">Q10. After the Payload Operations brief on the reaction wheel fault, what should the Mission Lead do?</w:t>
+        <w:t>Q10. After the Payload Operations brief on the reaction wheel fault, what should the Mission Lead do?</w:t>
       </w:r>
     </w:p>
     <w:p>
@@ -1228,7 +1245,7 @@
           <w:sz w:val="18"/>
           <w:szCs w:val="18"/>
         </w:rPr>
-        <w:t xml:space="preserve">Single choice  |  10 points</w:t>
+        <w:t>Single choice  |  10 points</w:t>
       </w:r>
     </w:p>
     <w:p>
@@ -1239,58 +1256,59 @@
         <w:t xml:space="preserve">Shown to teams as: </w:t>
       </w:r>
       <w:r>
-        <w:t xml:space="preserve">Payload Operations has briefed a reaction wheel stuck at 45 simulation minutes (cleared at 60 minutes). The Mission Lead is also preparing the cyber detection report for GPS spoofing and telemetry tamper. Select the best action.</w:t>
-      </w:r>
-    </w:p>
-    <w:p>
-      <w:pPr>
-        <w:pStyle w:val="ListParagraph"/>
-        <w:numPr>
-          <w:ilvl w:val="0"/>
-          <w:numId w:val="1"/>
-        </w:numPr>
-      </w:pPr>
-      <w:r>
-        <w:t xml:space="preserve">Add the wheel fault to the cyber detection report alongside GPS spoofing and telemetry tamper</w:t>
-      </w:r>
-    </w:p>
-    <w:p>
-      <w:pPr>
-        <w:pStyle w:val="ListParagraph"/>
-        <w:numPr>
-          <w:ilvl w:val="0"/>
-          <w:numId w:val="1"/>
-        </w:numPr>
-      </w:pPr>
-      <w:r>
-        <w:t xml:space="preserve">Discard the Payload brief because the wheel cleared before pass end</w:t>
-      </w:r>
-    </w:p>
-    <w:p>
-      <w:pPr>
-        <w:pStyle w:val="ListParagraph"/>
-        <w:numPr>
-          <w:ilvl w:val="0"/>
-          <w:numId w:val="1"/>
-        </w:numPr>
-      </w:pPr>
-      <w:r>
-        <w:t xml:space="preserve">Escalate the wheel fault as a third confirmed cyber-physical incident</w:t>
-      </w:r>
-    </w:p>
-    <w:p>
-      <w:pPr>
-        <w:pStyle w:val="ListParagraph"/>
-        <w:numPr>
-          <w:ilvl w:val="0"/>
-          <w:numId w:val="1"/>
-        </w:numPr>
-      </w:pPr>
-      <w:r>
-        <w:rPr>
-          <w:b/>
-        </w:rPr>
-        <w:t xml:space="preserve">Log the wheel fault as a natural hardware issue separate from the cyber detection report (correct)</w:t>
+        <w:t>Payload Operations has briefed a reaction wheel stuck at 45 simulation minutes (cleared at 60 minutes). The Mission Lead is also preparing the cyber detection report for GPS spoofing and telemetry tamper. Select the best action.</w:t>
+      </w:r>
+    </w:p>
+    <w:p>
+      <w:pPr>
+        <w:pStyle w:val="ListParagraph"/>
+        <w:numPr>
+          <w:ilvl w:val="0"/>
+          <w:numId w:val="1"/>
+        </w:numPr>
+      </w:pPr>
+      <w:r>
+        <w:t>Add the wheel fault to the cyber detection report alongside GPS spoofing and telemetry tamper</w:t>
+      </w:r>
+    </w:p>
+    <w:p>
+      <w:pPr>
+        <w:pStyle w:val="ListParagraph"/>
+        <w:numPr>
+          <w:ilvl w:val="0"/>
+          <w:numId w:val="1"/>
+        </w:numPr>
+      </w:pPr>
+      <w:r>
+        <w:lastRenderedPageBreak/>
+        <w:t>Discard the Payload brief because the wheel cleared before pass end</w:t>
+      </w:r>
+    </w:p>
+    <w:p>
+      <w:pPr>
+        <w:pStyle w:val="ListParagraph"/>
+        <w:numPr>
+          <w:ilvl w:val="0"/>
+          <w:numId w:val="1"/>
+        </w:numPr>
+      </w:pPr>
+      <w:r>
+        <w:t>Escalate the wheel fault as a third confirmed cyber-physical incident</w:t>
+      </w:r>
+    </w:p>
+    <w:p>
+      <w:pPr>
+        <w:pStyle w:val="ListParagraph"/>
+        <w:numPr>
+          <w:ilvl w:val="0"/>
+          <w:numId w:val="1"/>
+        </w:numPr>
+      </w:pPr>
+      <w:r>
+        <w:rPr>
+          <w:b/>
+        </w:rPr>
+        <w:t>Log the wheel fault as a natural hardware issue separate from the cyber detection report (correct)</w:t>
       </w:r>
     </w:p>
     <w:p>
@@ -1301,7 +1319,7 @@
         <w:t xml:space="preserve">Correct answer: </w:t>
       </w:r>
       <w:r>
-        <w:t xml:space="preserve">Log the wheel fault as a natural hardware issue separate from the cyber detection report</w:t>
+        <w:t>Log the wheel fault as a natural hardware issue separate from the cyber detection report</w:t>
       </w:r>
     </w:p>
     <w:p>
@@ -1312,22 +1330,25 @@
         <w:t xml:space="preserve">Why: </w:t>
       </w:r>
       <w:r>
-        <w:t xml:space="preserve">Log the reaction wheel issue as natural maintenance, keep it out of the cyber report, and escalate only the two confirmed cyber alerts.</w:t>
+        <w:t>Log the reaction wheel issue as natural maintenance, keep it out of the cyber report, and escalate only the two confirmed cyber alerts.</w:t>
       </w:r>
     </w:p>
     <w:sectPr>
       <w:pgSz w:w="11906" w:h="16838"/>
       <w:pgMar w:top="1134" w:right="1134" w:bottom="1134" w:left="1134" w:header="709" w:footer="709" w:gutter="0"/>
+      <w:cols w:space="720"/>
     </w:sectPr>
   </w:body>
 </w:document>
 </file>
 
 <file path=word/numbering.xml><?xml version="1.0" encoding="utf-8"?>
-<w:numbering xmlns:w="http://schemas.openxmlformats.org/wordprocessingml/2006/main">
-  <w:abstractNum w:abstractNumId="0">
+<w:numbering xmlns:wpc="http://schemas.microsoft.com/office/word/2010/wordprocessingCanvas" xmlns:cx="http://schemas.microsoft.com/office/drawing/2014/chartex" xmlns:cx1="http://schemas.microsoft.com/office/drawing/2015/9/8/chartex" xmlns:cx2="http://schemas.microsoft.com/office/drawing/2015/10/21/chartex" xmlns:cx3="http://schemas.microsoft.com/office/drawing/2016/5/9/chartex" xmlns:cx4="http://schemas.microsoft.com/office/drawing/2016/5/10/chartex" xmlns:cx5="http://schemas.microsoft.com/office/drawing/2016/5/11/chartex" xmlns:cx6="http://schemas.microsoft.com/office/drawing/2016/5/12/chartex" xmlns:cx7="http://schemas.microsoft.com/office/drawing/2016/5/13/chartex" xmlns:cx8="http://schemas.microsoft.com/office/drawing/2016/5/14/chartex" xmlns:mc="http://schemas.openxmlformats.org/markup-compatibility/2006" xmlns:aink="http://schemas.microsoft.com/office/drawing/2016/ink" xmlns:am3d="http://schemas.microsoft.com/office/drawing/2017/model3d" xmlns:o="urn:schemas-microsoft-com:office:office" xmlns:oel="http://schemas.microsoft.com/office/2019/extlst" xmlns:r="http://schemas.openxmlformats.org/officeDocument/2006/relationships" xmlns:m="http://schemas.openxmlformats.org/officeDocument/2006/math" xmlns:v="urn:schemas-microsoft-com:vml" xmlns:wp14="http://schemas.microsoft.com/office/word/2010/wordprocessingDrawing" xmlns:wp="http://schemas.openxmlformats.org/drawingml/2006/wordprocessingDrawing" xmlns:w10="urn:schemas-microsoft-com:office:word" xmlns:w="http://schemas.openxmlformats.org/wordprocessingml/2006/main" xmlns:w14="http://schemas.microsoft.com/office/word/2010/wordml" xmlns:w15="http://schemas.microsoft.com/office/word/2012/wordml" xmlns:w16cex="http://schemas.microsoft.com/office/word/2018/wordml/cex" xmlns:w16cid="http://schemas.microsoft.com/office/word/2016/wordml/cid" xmlns:w16="http://schemas.microsoft.com/office/word/2018/wordml" xmlns:w16du="http://schemas.microsoft.com/office/word/2023/wordml/word16du" xmlns:w16sdtdh="http://schemas.microsoft.com/office/word/2020/wordml/sdtdatahash" xmlns:w16sdtfl="http://schemas.microsoft.com/office/word/2024/wordml/sdtformatlock" xmlns:w16se="http://schemas.microsoft.com/office/word/2015/wordml/symex" xmlns:wpg="http://schemas.microsoft.com/office/word/2010/wordprocessingGroup" xmlns:wpi="http://schemas.microsoft.com/office/word/2010/wordprocessingInk" xmlns:wne="http://schemas.microsoft.com/office/word/2006/wordml" xmlns:wps="http://schemas.microsoft.com/office/word/2010/wordprocessingShape" mc:Ignorable="w14 w15 w16se w16cid w16 w16cex w16sdtdh w16sdtfl w16du wp14">
+  <w:abstractNum w:abstractNumId="0" w15:restartNumberingAfterBreak="0">
+    <w:nsid w:val="29904169"/>
     <w:multiLevelType w:val="hybridMultilevel"/>
-    <w:lvl w:ilvl="0">
+    <w:tmpl w:val="3ABE1428"/>
+    <w:lvl w:ilvl="0" w:tplc="8466AA62">
       <w:start w:val="1"/>
       <w:numFmt w:val="bullet"/>
       <w:lvlText w:val=""/>
@@ -1339,21 +1360,62 @@
         <w:rFonts w:ascii="Symbol" w:hAnsi="Symbol" w:hint="default"/>
       </w:rPr>
     </w:lvl>
+    <w:lvl w:ilvl="1" w:tplc="EC7A8782">
+      <w:numFmt w:val="decimal"/>
+      <w:lvlText w:val=""/>
+      <w:lvlJc w:val="left"/>
+    </w:lvl>
+    <w:lvl w:ilvl="2" w:tplc="E7D2E540">
+      <w:numFmt w:val="decimal"/>
+      <w:lvlText w:val=""/>
+      <w:lvlJc w:val="left"/>
+    </w:lvl>
+    <w:lvl w:ilvl="3" w:tplc="74848E9C">
+      <w:numFmt w:val="decimal"/>
+      <w:lvlText w:val=""/>
+      <w:lvlJc w:val="left"/>
+    </w:lvl>
+    <w:lvl w:ilvl="4" w:tplc="9F3AEA16">
+      <w:numFmt w:val="decimal"/>
+      <w:lvlText w:val=""/>
+      <w:lvlJc w:val="left"/>
+    </w:lvl>
+    <w:lvl w:ilvl="5" w:tplc="F4C23648">
+      <w:numFmt w:val="decimal"/>
+      <w:lvlText w:val=""/>
+      <w:lvlJc w:val="left"/>
+    </w:lvl>
+    <w:lvl w:ilvl="6" w:tplc="B18A88A6">
+      <w:numFmt w:val="decimal"/>
+      <w:lvlText w:val=""/>
+      <w:lvlJc w:val="left"/>
+    </w:lvl>
+    <w:lvl w:ilvl="7" w:tplc="E908685A">
+      <w:numFmt w:val="decimal"/>
+      <w:lvlText w:val=""/>
+      <w:lvlJc w:val="left"/>
+    </w:lvl>
+    <w:lvl w:ilvl="8" w:tplc="9D0A230E">
+      <w:numFmt w:val="decimal"/>
+      <w:lvlText w:val=""/>
+      <w:lvlJc w:val="left"/>
+    </w:lvl>
   </w:abstractNum>
-  <w:num w:numId="1">
+  <w:num w:numId="1" w16cid:durableId="832380209">
     <w:abstractNumId w:val="0"/>
   </w:num>
 </w:numbering>
 </file>
 
 <file path=word/styles.xml><?xml version="1.0" encoding="utf-8"?>
-<w:styles xmlns:w="http://schemas.openxmlformats.org/wordprocessingml/2006/main">
+<w:styles xmlns:mc="http://schemas.openxmlformats.org/markup-compatibility/2006" xmlns:r="http://schemas.openxmlformats.org/officeDocument/2006/relationships" xmlns:w="http://schemas.openxmlformats.org/wordprocessingml/2006/main" xmlns:w14="http://schemas.microsoft.com/office/word/2010/wordml" xmlns:w15="http://schemas.microsoft.com/office/word/2012/wordml" xmlns:w16cex="http://schemas.microsoft.com/office/word/2018/wordml/cex" xmlns:w16cid="http://schemas.microsoft.com/office/word/2016/wordml/cid" xmlns:w16="http://schemas.microsoft.com/office/word/2018/wordml" xmlns:w16du="http://schemas.microsoft.com/office/word/2023/wordml/word16du" xmlns:w16sdtdh="http://schemas.microsoft.com/office/word/2020/wordml/sdtdatahash" xmlns:w16sdtfl="http://schemas.microsoft.com/office/word/2024/wordml/sdtformatlock" xmlns:w16se="http://schemas.microsoft.com/office/word/2015/wordml/symex" mc:Ignorable="w14 w15 w16se w16cid w16 w16cex w16sdtdh w16sdtfl w16du">
   <w:docDefaults>
     <w:rPrDefault>
       <w:rPr>
-        <w:rFonts w:ascii="Calibri" w:hAnsi="Calibri" w:cs="Calibri"/>
+        <w:rFonts w:ascii="Calibri" w:eastAsia="Times New Roman" w:hAnsi="Calibri" w:cs="Calibri"/>
         <w:sz w:val="22"/>
         <w:szCs w:val="22"/>
+        <w:lang w:val="en-AU" w:eastAsia="en-AU" w:bidi="ar-SA"/>
       </w:rPr>
     </w:rPrDefault>
     <w:pPrDefault>
@@ -1362,27 +1424,395 @@
       </w:pPr>
     </w:pPrDefault>
   </w:docDefaults>
+  <w:latentStyles w:defLockedState="0" w:defUIPriority="99" w:defSemiHidden="0" w:defUnhideWhenUsed="0" w:defQFormat="0" w:count="376">
+    <w:lsdException w:name="Normal" w:uiPriority="0" w:qFormat="1"/>
+    <w:lsdException w:name="heading 1" w:uiPriority="9" w:qFormat="1"/>
+    <w:lsdException w:name="heading 2" w:semiHidden="1" w:uiPriority="9" w:unhideWhenUsed="1" w:qFormat="1"/>
+    <w:lsdException w:name="heading 3" w:semiHidden="1" w:uiPriority="9" w:unhideWhenUsed="1" w:qFormat="1"/>
+    <w:lsdException w:name="heading 4" w:semiHidden="1" w:uiPriority="9" w:unhideWhenUsed="1" w:qFormat="1"/>
+    <w:lsdException w:name="heading 5" w:semiHidden="1" w:uiPriority="9" w:unhideWhenUsed="1" w:qFormat="1"/>
+    <w:lsdException w:name="heading 6" w:semiHidden="1" w:uiPriority="9" w:unhideWhenUsed="1" w:qFormat="1"/>
+    <w:lsdException w:name="heading 7" w:semiHidden="1" w:uiPriority="9" w:unhideWhenUsed="1" w:qFormat="1"/>
+    <w:lsdException w:name="heading 8" w:semiHidden="1" w:uiPriority="9" w:unhideWhenUsed="1" w:qFormat="1"/>
+    <w:lsdException w:name="heading 9" w:semiHidden="1" w:uiPriority="9" w:unhideWhenUsed="1" w:qFormat="1"/>
+    <w:lsdException w:name="index 1" w:semiHidden="1" w:unhideWhenUsed="1"/>
+    <w:lsdException w:name="index 2" w:semiHidden="1" w:unhideWhenUsed="1"/>
+    <w:lsdException w:name="index 3" w:semiHidden="1" w:unhideWhenUsed="1"/>
+    <w:lsdException w:name="index 4" w:semiHidden="1" w:unhideWhenUsed="1"/>
+    <w:lsdException w:name="index 5" w:semiHidden="1" w:unhideWhenUsed="1"/>
+    <w:lsdException w:name="index 6" w:semiHidden="1" w:unhideWhenUsed="1"/>
+    <w:lsdException w:name="index 7" w:semiHidden="1" w:unhideWhenUsed="1"/>
+    <w:lsdException w:name="index 8" w:semiHidden="1" w:unhideWhenUsed="1"/>
+    <w:lsdException w:name="index 9" w:semiHidden="1" w:unhideWhenUsed="1"/>
+    <w:lsdException w:name="toc 1" w:semiHidden="1" w:uiPriority="39" w:unhideWhenUsed="1"/>
+    <w:lsdException w:name="toc 2" w:semiHidden="1" w:uiPriority="39" w:unhideWhenUsed="1"/>
+    <w:lsdException w:name="toc 3" w:semiHidden="1" w:uiPriority="39" w:unhideWhenUsed="1"/>
+    <w:lsdException w:name="toc 4" w:semiHidden="1" w:uiPriority="39" w:unhideWhenUsed="1"/>
+    <w:lsdException w:name="toc 5" w:semiHidden="1" w:uiPriority="39" w:unhideWhenUsed="1"/>
+    <w:lsdException w:name="toc 6" w:semiHidden="1" w:uiPriority="39" w:unhideWhenUsed="1"/>
+    <w:lsdException w:name="toc 7" w:semiHidden="1" w:uiPriority="39" w:unhideWhenUsed="1"/>
+    <w:lsdException w:name="toc 8" w:semiHidden="1" w:uiPriority="39" w:unhideWhenUsed="1"/>
+    <w:lsdException w:name="toc 9" w:semiHidden="1" w:uiPriority="39" w:unhideWhenUsed="1"/>
+    <w:lsdException w:name="Normal Indent" w:semiHidden="1" w:unhideWhenUsed="1"/>
+    <w:lsdException w:name="footnote text" w:semiHidden="1" w:unhideWhenUsed="1"/>
+    <w:lsdException w:name="annotation text" w:semiHidden="1" w:unhideWhenUsed="1"/>
+    <w:lsdException w:name="header" w:semiHidden="1" w:unhideWhenUsed="1"/>
+    <w:lsdException w:name="footer" w:semiHidden="1" w:unhideWhenUsed="1"/>
+    <w:lsdException w:name="index heading" w:semiHidden="1" w:unhideWhenUsed="1"/>
+    <w:lsdException w:name="caption" w:semiHidden="1" w:uiPriority="35" w:unhideWhenUsed="1" w:qFormat="1"/>
+    <w:lsdException w:name="table of figures" w:semiHidden="1" w:unhideWhenUsed="1"/>
+    <w:lsdException w:name="envelope address" w:semiHidden="1" w:unhideWhenUsed="1"/>
+    <w:lsdException w:name="envelope return" w:semiHidden="1" w:unhideWhenUsed="1"/>
+    <w:lsdException w:name="footnote reference" w:semiHidden="1" w:unhideWhenUsed="1"/>
+    <w:lsdException w:name="annotation reference" w:semiHidden="1" w:unhideWhenUsed="1"/>
+    <w:lsdException w:name="line number" w:semiHidden="1" w:unhideWhenUsed="1"/>
+    <w:lsdException w:name="page number" w:semiHidden="1" w:unhideWhenUsed="1"/>
+    <w:lsdException w:name="endnote reference" w:semiHidden="1" w:unhideWhenUsed="1"/>
+    <w:lsdException w:name="endnote text" w:semiHidden="1" w:unhideWhenUsed="1"/>
+    <w:lsdException w:name="table of authorities" w:semiHidden="1" w:unhideWhenUsed="1"/>
+    <w:lsdException w:name="macro" w:semiHidden="1" w:unhideWhenUsed="1"/>
+    <w:lsdException w:name="toa heading" w:semiHidden="1" w:unhideWhenUsed="1"/>
+    <w:lsdException w:name="List" w:semiHidden="1" w:unhideWhenUsed="1"/>
+    <w:lsdException w:name="List Bullet" w:semiHidden="1" w:unhideWhenUsed="1"/>
+    <w:lsdException w:name="List Number" w:semiHidden="1" w:unhideWhenUsed="1"/>
+    <w:lsdException w:name="List 2" w:semiHidden="1" w:unhideWhenUsed="1"/>
+    <w:lsdException w:name="List 3" w:semiHidden="1" w:unhideWhenUsed="1"/>
+    <w:lsdException w:name="List 4" w:semiHidden="1" w:unhideWhenUsed="1"/>
+    <w:lsdException w:name="List 5" w:semiHidden="1" w:unhideWhenUsed="1"/>
+    <w:lsdException w:name="List Bullet 2" w:semiHidden="1" w:unhideWhenUsed="1"/>
+    <w:lsdException w:name="List Bullet 3" w:semiHidden="1" w:unhideWhenUsed="1"/>
+    <w:lsdException w:name="List Bullet 4" w:semiHidden="1" w:unhideWhenUsed="1"/>
+    <w:lsdException w:name="List Bullet 5" w:semiHidden="1" w:unhideWhenUsed="1"/>
+    <w:lsdException w:name="List Number 2" w:semiHidden="1" w:unhideWhenUsed="1"/>
+    <w:lsdException w:name="List Number 3" w:semiHidden="1" w:unhideWhenUsed="1"/>
+    <w:lsdException w:name="List Number 4" w:semiHidden="1" w:unhideWhenUsed="1"/>
+    <w:lsdException w:name="List Number 5" w:semiHidden="1" w:unhideWhenUsed="1"/>
+    <w:lsdException w:name="Title" w:uiPriority="10" w:qFormat="1"/>
+    <w:lsdException w:name="Closing" w:semiHidden="1" w:unhideWhenUsed="1"/>
+    <w:lsdException w:name="Signature" w:semiHidden="1" w:unhideWhenUsed="1"/>
+    <w:lsdException w:name="Default Paragraph Font" w:semiHidden="1" w:uiPriority="1" w:unhideWhenUsed="1"/>
+    <w:lsdException w:name="Body Text" w:semiHidden="1" w:unhideWhenUsed="1"/>
+    <w:lsdException w:name="Body Text Indent" w:semiHidden="1" w:unhideWhenUsed="1"/>
+    <w:lsdException w:name="List Continue" w:semiHidden="1" w:unhideWhenUsed="1"/>
+    <w:lsdException w:name="List Continue 2" w:semiHidden="1" w:unhideWhenUsed="1"/>
+    <w:lsdException w:name="List Continue 3" w:semiHidden="1" w:unhideWhenUsed="1"/>
+    <w:lsdException w:name="List Continue 4" w:semiHidden="1" w:unhideWhenUsed="1"/>
+    <w:lsdException w:name="List Continue 5" w:semiHidden="1" w:unhideWhenUsed="1"/>
+    <w:lsdException w:name="Message Header" w:semiHidden="1" w:unhideWhenUsed="1"/>
+    <w:lsdException w:name="Subtitle" w:uiPriority="11" w:qFormat="1"/>
+    <w:lsdException w:name="Salutation" w:semiHidden="1" w:unhideWhenUsed="1"/>
+    <w:lsdException w:name="Date" w:semiHidden="1" w:unhideWhenUsed="1"/>
+    <w:lsdException w:name="Body Text First Indent" w:semiHidden="1" w:unhideWhenUsed="1"/>
+    <w:lsdException w:name="Body Text First Indent 2" w:semiHidden="1" w:unhideWhenUsed="1"/>
+    <w:lsdException w:name="Note Heading" w:semiHidden="1" w:unhideWhenUsed="1"/>
+    <w:lsdException w:name="Body Text 2" w:semiHidden="1" w:unhideWhenUsed="1"/>
+    <w:lsdException w:name="Body Text 3" w:semiHidden="1" w:unhideWhenUsed="1"/>
+    <w:lsdException w:name="Body Text Indent 2" w:semiHidden="1" w:unhideWhenUsed="1"/>
+    <w:lsdException w:name="Body Text Indent 3" w:semiHidden="1" w:unhideWhenUsed="1"/>
+    <w:lsdException w:name="Block Text" w:semiHidden="1" w:unhideWhenUsed="1"/>
+    <w:lsdException w:name="Hyperlink" w:semiHidden="1" w:unhideWhenUsed="1"/>
+    <w:lsdException w:name="FollowedHyperlink" w:semiHidden="1" w:unhideWhenUsed="1"/>
+    <w:lsdException w:name="Strong" w:uiPriority="22" w:qFormat="1"/>
+    <w:lsdException w:name="Emphasis" w:uiPriority="20" w:qFormat="1"/>
+    <w:lsdException w:name="Document Map" w:semiHidden="1" w:unhideWhenUsed="1"/>
+    <w:lsdException w:name="Plain Text" w:semiHidden="1" w:unhideWhenUsed="1"/>
+    <w:lsdException w:name="E-mail Signature" w:semiHidden="1" w:unhideWhenUsed="1"/>
+    <w:lsdException w:name="HTML Top of Form" w:semiHidden="1" w:unhideWhenUsed="1"/>
+    <w:lsdException w:name="HTML Bottom of Form" w:semiHidden="1" w:unhideWhenUsed="1"/>
+    <w:lsdException w:name="Normal (Web)" w:semiHidden="1" w:unhideWhenUsed="1"/>
+    <w:lsdException w:name="HTML Acronym" w:semiHidden="1" w:unhideWhenUsed="1"/>
+    <w:lsdException w:name="HTML Address" w:semiHidden="1" w:unhideWhenUsed="1"/>
+    <w:lsdException w:name="HTML Cite" w:semiHidden="1" w:unhideWhenUsed="1"/>
+    <w:lsdException w:name="HTML Code" w:semiHidden="1" w:unhideWhenUsed="1"/>
+    <w:lsdException w:name="HTML Definition" w:semiHidden="1" w:unhideWhenUsed="1"/>
+    <w:lsdException w:name="HTML Keyboard" w:semiHidden="1" w:unhideWhenUsed="1"/>
+    <w:lsdException w:name="HTML Preformatted" w:semiHidden="1" w:unhideWhenUsed="1"/>
+    <w:lsdException w:name="HTML Sample" w:semiHidden="1" w:unhideWhenUsed="1"/>
+    <w:lsdException w:name="HTML Typewriter" w:semiHidden="1" w:unhideWhenUsed="1"/>
+    <w:lsdException w:name="HTML Variable" w:semiHidden="1" w:unhideWhenUsed="1"/>
+    <w:lsdException w:name="Normal Table" w:semiHidden="1" w:unhideWhenUsed="1"/>
+    <w:lsdException w:name="annotation subject" w:semiHidden="1" w:unhideWhenUsed="1"/>
+    <w:lsdException w:name="No List" w:semiHidden="1" w:unhideWhenUsed="1"/>
+    <w:lsdException w:name="Outline List 1" w:semiHidden="1" w:unhideWhenUsed="1"/>
+    <w:lsdException w:name="Outline List 2" w:semiHidden="1" w:unhideWhenUsed="1"/>
+    <w:lsdException w:name="Outline List 3" w:semiHidden="1" w:unhideWhenUsed="1"/>
+    <w:lsdException w:name="Table Simple 1" w:semiHidden="1" w:unhideWhenUsed="1"/>
+    <w:lsdException w:name="Table Simple 2" w:semiHidden="1" w:unhideWhenUsed="1"/>
+    <w:lsdException w:name="Table Simple 3" w:semiHidden="1" w:unhideWhenUsed="1"/>
+    <w:lsdException w:name="Table Classic 1" w:semiHidden="1" w:unhideWhenUsed="1"/>
+    <w:lsdException w:name="Table Classic 2" w:semiHidden="1" w:unhideWhenUsed="1"/>
+    <w:lsdException w:name="Table Classic 3" w:semiHidden="1" w:unhideWhenUsed="1"/>
+    <w:lsdException w:name="Table Classic 4" w:semiHidden="1" w:unhideWhenUsed="1"/>
+    <w:lsdException w:name="Table Colorful 1" w:semiHidden="1" w:unhideWhenUsed="1"/>
+    <w:lsdException w:name="Table Colorful 2" w:semiHidden="1" w:unhideWhenUsed="1"/>
+    <w:lsdException w:name="Table Colorful 3" w:semiHidden="1" w:unhideWhenUsed="1"/>
+    <w:lsdException w:name="Table Columns 1" w:semiHidden="1" w:unhideWhenUsed="1"/>
+    <w:lsdException w:name="Table Columns 2" w:semiHidden="1" w:unhideWhenUsed="1"/>
+    <w:lsdException w:name="Table Columns 3" w:semiHidden="1" w:unhideWhenUsed="1"/>
+    <w:lsdException w:name="Table Columns 4" w:semiHidden="1" w:unhideWhenUsed="1"/>
+    <w:lsdException w:name="Table Columns 5" w:semiHidden="1" w:unhideWhenUsed="1"/>
+    <w:lsdException w:name="Table Grid 1" w:semiHidden="1" w:unhideWhenUsed="1"/>
+    <w:lsdException w:name="Table Grid 2" w:semiHidden="1" w:unhideWhenUsed="1"/>
+    <w:lsdException w:name="Table Grid 3" w:semiHidden="1" w:unhideWhenUsed="1"/>
+    <w:lsdException w:name="Table Grid 4" w:semiHidden="1" w:unhideWhenUsed="1"/>
+    <w:lsdException w:name="Table Grid 5" w:semiHidden="1" w:unhideWhenUsed="1"/>
+    <w:lsdException w:name="Table Grid 6" w:semiHidden="1" w:unhideWhenUsed="1"/>
+    <w:lsdException w:name="Table Grid 7" w:semiHidden="1" w:unhideWhenUsed="1"/>
+    <w:lsdException w:name="Table Grid 8" w:semiHidden="1" w:unhideWhenUsed="1"/>
+    <w:lsdException w:name="Table List 1" w:semiHidden="1" w:unhideWhenUsed="1"/>
+    <w:lsdException w:name="Table List 2" w:semiHidden="1" w:unhideWhenUsed="1"/>
+    <w:lsdException w:name="Table List 3" w:semiHidden="1" w:unhideWhenUsed="1"/>
+    <w:lsdException w:name="Table List 4" w:semiHidden="1" w:unhideWhenUsed="1"/>
+    <w:lsdException w:name="Table List 5" w:semiHidden="1" w:unhideWhenUsed="1"/>
+    <w:lsdException w:name="Table List 6" w:semiHidden="1" w:unhideWhenUsed="1"/>
+    <w:lsdException w:name="Table List 7" w:semiHidden="1" w:unhideWhenUsed="1"/>
+    <w:lsdException w:name="Table List 8" w:semiHidden="1" w:unhideWhenUsed="1"/>
+    <w:lsdException w:name="Table 3D effects 1" w:semiHidden="1" w:unhideWhenUsed="1"/>
+    <w:lsdException w:name="Table 3D effects 2" w:semiHidden="1" w:unhideWhenUsed="1"/>
+    <w:lsdException w:name="Table 3D effects 3" w:semiHidden="1" w:unhideWhenUsed="1"/>
+    <w:lsdException w:name="Table Contemporary" w:semiHidden="1" w:unhideWhenUsed="1"/>
+    <w:lsdException w:name="Table Elegant" w:semiHidden="1" w:unhideWhenUsed="1"/>
+    <w:lsdException w:name="Table Professional" w:semiHidden="1" w:unhideWhenUsed="1"/>
+    <w:lsdException w:name="Table Subtle 1" w:semiHidden="1" w:unhideWhenUsed="1"/>
+    <w:lsdException w:name="Table Subtle 2" w:semiHidden="1" w:unhideWhenUsed="1"/>
+    <w:lsdException w:name="Table Web 1" w:semiHidden="1" w:unhideWhenUsed="1"/>
+    <w:lsdException w:name="Table Web 2" w:semiHidden="1" w:unhideWhenUsed="1"/>
+    <w:lsdException w:name="Table Web 3" w:semiHidden="1" w:unhideWhenUsed="1"/>
+    <w:lsdException w:name="Balloon Text" w:semiHidden="1" w:unhideWhenUsed="1"/>
+    <w:lsdException w:name="Table Grid" w:uiPriority="39"/>
+    <w:lsdException w:name="Table Theme" w:semiHidden="1" w:unhideWhenUsed="1"/>
+    <w:lsdException w:name="Placeholder Text" w:semiHidden="1"/>
+    <w:lsdException w:name="No Spacing" w:uiPriority="1" w:qFormat="1"/>
+    <w:lsdException w:name="Light Shading" w:uiPriority="60"/>
+    <w:lsdException w:name="Light List" w:uiPriority="61"/>
+    <w:lsdException w:name="Light Grid" w:uiPriority="62"/>
+    <w:lsdException w:name="Medium Shading 1" w:uiPriority="63"/>
+    <w:lsdException w:name="Medium Shading 2" w:uiPriority="64"/>
+    <w:lsdException w:name="Medium List 1" w:uiPriority="65"/>
+    <w:lsdException w:name="Medium List 2" w:uiPriority="66"/>
+    <w:lsdException w:name="Medium Grid 1" w:uiPriority="67"/>
+    <w:lsdException w:name="Medium Grid 2" w:uiPriority="68"/>
+    <w:lsdException w:name="Medium Grid 3" w:uiPriority="69"/>
+    <w:lsdException w:name="Dark List" w:uiPriority="70"/>
+    <w:lsdException w:name="Colorful Shading" w:uiPriority="71"/>
+    <w:lsdException w:name="Colorful List" w:uiPriority="72"/>
+    <w:lsdException w:name="Colorful Grid" w:uiPriority="73"/>
+    <w:lsdException w:name="Light Shading Accent 1" w:uiPriority="60"/>
+    <w:lsdException w:name="Light List Accent 1" w:uiPriority="61"/>
+    <w:lsdException w:name="Light Grid Accent 1" w:uiPriority="62"/>
+    <w:lsdException w:name="Medium Shading 1 Accent 1" w:uiPriority="63"/>
+    <w:lsdException w:name="Medium Shading 2 Accent 1" w:uiPriority="64"/>
+    <w:lsdException w:name="Medium List 1 Accent 1" w:uiPriority="65"/>
+    <w:lsdException w:name="Revision" w:semiHidden="1"/>
+    <w:lsdException w:name="List Paragraph" w:uiPriority="34" w:qFormat="1"/>
+    <w:lsdException w:name="Quote" w:uiPriority="29" w:qFormat="1"/>
+    <w:lsdException w:name="Intense Quote" w:uiPriority="30" w:qFormat="1"/>
+    <w:lsdException w:name="Medium List 2 Accent 1" w:uiPriority="66"/>
+    <w:lsdException w:name="Medium Grid 1 Accent 1" w:uiPriority="67"/>
+    <w:lsdException w:name="Medium Grid 2 Accent 1" w:uiPriority="68"/>
+    <w:lsdException w:name="Medium Grid 3 Accent 1" w:uiPriority="69"/>
+    <w:lsdException w:name="Dark List Accent 1" w:uiPriority="70"/>
+    <w:lsdException w:name="Colorful Shading Accent 1" w:uiPriority="71"/>
+    <w:lsdException w:name="Colorful List Accent 1" w:uiPriority="72"/>
+    <w:lsdException w:name="Colorful Grid Accent 1" w:uiPriority="73"/>
+    <w:lsdException w:name="Light Shading Accent 2" w:uiPriority="60"/>
+    <w:lsdException w:name="Light List Accent 2" w:uiPriority="61"/>
+    <w:lsdException w:name="Light Grid Accent 2" w:uiPriority="62"/>
+    <w:lsdException w:name="Medium Shading 1 Accent 2" w:uiPriority="63"/>
+    <w:lsdException w:name="Medium Shading 2 Accent 2" w:uiPriority="64"/>
+    <w:lsdException w:name="Medium List 1 Accent 2" w:uiPriority="65"/>
+    <w:lsdException w:name="Medium List 2 Accent 2" w:uiPriority="66"/>
+    <w:lsdException w:name="Medium Grid 1 Accent 2" w:uiPriority="67"/>
+    <w:lsdException w:name="Medium Grid 2 Accent 2" w:uiPriority="68"/>
+    <w:lsdException w:name="Medium Grid 3 Accent 2" w:uiPriority="69"/>
+    <w:lsdException w:name="Dark List Accent 2" w:uiPriority="70"/>
+    <w:lsdException w:name="Colorful Shading Accent 2" w:uiPriority="71"/>
+    <w:lsdException w:name="Colorful List Accent 2" w:uiPriority="72"/>
+    <w:lsdException w:name="Colorful Grid Accent 2" w:uiPriority="73"/>
+    <w:lsdException w:name="Light Shading Accent 3" w:uiPriority="60"/>
+    <w:lsdException w:name="Light List Accent 3" w:uiPriority="61"/>
+    <w:lsdException w:name="Light Grid Accent 3" w:uiPriority="62"/>
+    <w:lsdException w:name="Medium Shading 1 Accent 3" w:uiPriority="63"/>
+    <w:lsdException w:name="Medium Shading 2 Accent 3" w:uiPriority="64"/>
+    <w:lsdException w:name="Medium List 1 Accent 3" w:uiPriority="65"/>
+    <w:lsdException w:name="Medium List 2 Accent 3" w:uiPriority="66"/>
+    <w:lsdException w:name="Medium Grid 1 Accent 3" w:uiPriority="67"/>
+    <w:lsdException w:name="Medium Grid 2 Accent 3" w:uiPriority="68"/>
+    <w:lsdException w:name="Medium Grid 3 Accent 3" w:uiPriority="69"/>
+    <w:lsdException w:name="Dark List Accent 3" w:uiPriority="70"/>
+    <w:lsdException w:name="Colorful Shading Accent 3" w:uiPriority="71"/>
+    <w:lsdException w:name="Colorful List Accent 3" w:uiPriority="72"/>
+    <w:lsdException w:name="Colorful Grid Accent 3" w:uiPriority="73"/>
+    <w:lsdException w:name="Light Shading Accent 4" w:uiPriority="60"/>
+    <w:lsdException w:name="Light List Accent 4" w:uiPriority="61"/>
+    <w:lsdException w:name="Light Grid Accent 4" w:uiPriority="62"/>
+    <w:lsdException w:name="Medium Shading 1 Accent 4" w:uiPriority="63"/>
+    <w:lsdException w:name="Medium Shading 2 Accent 4" w:uiPriority="64"/>
+    <w:lsdException w:name="Medium List 1 Accent 4" w:uiPriority="65"/>
+    <w:lsdException w:name="Medium List 2 Accent 4" w:uiPriority="66"/>
+    <w:lsdException w:name="Medium Grid 1 Accent 4" w:uiPriority="67"/>
+    <w:lsdException w:name="Medium Grid 2 Accent 4" w:uiPriority="68"/>
+    <w:lsdException w:name="Medium Grid 3 Accent 4" w:uiPriority="69"/>
+    <w:lsdException w:name="Dark List Accent 4" w:uiPriority="70"/>
+    <w:lsdException w:name="Colorful Shading Accent 4" w:uiPriority="71"/>
+    <w:lsdException w:name="Colorful List Accent 4" w:uiPriority="72"/>
+    <w:lsdException w:name="Colorful Grid Accent 4" w:uiPriority="73"/>
+    <w:lsdException w:name="Light Shading Accent 5" w:uiPriority="60"/>
+    <w:lsdException w:name="Light List Accent 5" w:uiPriority="61"/>
+    <w:lsdException w:name="Light Grid Accent 5" w:uiPriority="62"/>
+    <w:lsdException w:name="Medium Shading 1 Accent 5" w:uiPriority="63"/>
+    <w:lsdException w:name="Medium Shading 2 Accent 5" w:uiPriority="64"/>
+    <w:lsdException w:name="Medium List 1 Accent 5" w:uiPriority="65"/>
+    <w:lsdException w:name="Medium List 2 Accent 5" w:uiPriority="66"/>
+    <w:lsdException w:name="Medium Grid 1 Accent 5" w:uiPriority="67"/>
+    <w:lsdException w:name="Medium Grid 2 Accent 5" w:uiPriority="68"/>
+    <w:lsdException w:name="Medium Grid 3 Accent 5" w:uiPriority="69"/>
+    <w:lsdException w:name="Dark List Accent 5" w:uiPriority="70"/>
+    <w:lsdException w:name="Colorful Shading Accent 5" w:uiPriority="71"/>
+    <w:lsdException w:name="Colorful List Accent 5" w:uiPriority="72"/>
+    <w:lsdException w:name="Colorful Grid Accent 5" w:uiPriority="73"/>
+    <w:lsdException w:name="Light Shading Accent 6" w:uiPriority="60"/>
+    <w:lsdException w:name="Light List Accent 6" w:uiPriority="61"/>
+    <w:lsdException w:name="Light Grid Accent 6" w:uiPriority="62"/>
+    <w:lsdException w:name="Medium Shading 1 Accent 6" w:uiPriority="63"/>
+    <w:lsdException w:name="Medium Shading 2 Accent 6" w:uiPriority="64"/>
+    <w:lsdException w:name="Medium List 1 Accent 6" w:uiPriority="65"/>
+    <w:lsdException w:name="Medium List 2 Accent 6" w:uiPriority="66"/>
+    <w:lsdException w:name="Medium Grid 1 Accent 6" w:uiPriority="67"/>
+    <w:lsdException w:name="Medium Grid 2 Accent 6" w:uiPriority="68"/>
+    <w:lsdException w:name="Medium Grid 3 Accent 6" w:uiPriority="69"/>
+    <w:lsdException w:name="Dark List Accent 6" w:uiPriority="70"/>
+    <w:lsdException w:name="Colorful Shading Accent 6" w:uiPriority="71"/>
+    <w:lsdException w:name="Colorful List Accent 6" w:uiPriority="72"/>
+    <w:lsdException w:name="Colorful Grid Accent 6" w:uiPriority="73"/>
+    <w:lsdException w:name="Subtle Emphasis" w:uiPriority="19" w:qFormat="1"/>
+    <w:lsdException w:name="Intense Emphasis" w:uiPriority="21" w:qFormat="1"/>
+    <w:lsdException w:name="Subtle Reference" w:uiPriority="31" w:qFormat="1"/>
+    <w:lsdException w:name="Intense Reference" w:uiPriority="32" w:qFormat="1"/>
+    <w:lsdException w:name="Book Title" w:uiPriority="33" w:qFormat="1"/>
+    <w:lsdException w:name="Bibliography" w:semiHidden="1" w:uiPriority="37" w:unhideWhenUsed="1"/>
+    <w:lsdException w:name="TOC Heading" w:semiHidden="1" w:uiPriority="39" w:unhideWhenUsed="1" w:qFormat="1"/>
+    <w:lsdException w:name="Plain Table 1" w:uiPriority="41"/>
+    <w:lsdException w:name="Plain Table 2" w:uiPriority="42"/>
+    <w:lsdException w:name="Plain Table 3" w:uiPriority="43"/>
+    <w:lsdException w:name="Plain Table 4" w:uiPriority="44"/>
+    <w:lsdException w:name="Plain Table 5" w:uiPriority="45"/>
+    <w:lsdException w:name="Grid Table Light" w:uiPriority="40"/>
+    <w:lsdException w:name="Grid Table 1 Light" w:uiPriority="46"/>
+    <w:lsdException w:name="Grid Table 2" w:uiPriority="47"/>
+    <w:lsdException w:name="Grid Table 3" w:uiPriority="48"/>
+    <w:lsdException w:name="Grid Table 4" w:uiPriority="49"/>
+    <w:lsdException w:name="Grid Table 5 Dark" w:uiPriority="50"/>
+    <w:lsdException w:name="Grid Table 6 Colorful" w:uiPriority="51"/>
+    <w:lsdException w:name="Grid Table 7 Colorful" w:uiPriority="52"/>
+    <w:lsdException w:name="Grid Table 1 Light Accent 1" w:uiPriority="46"/>
+    <w:lsdException w:name="Grid Table 2 Accent 1" w:uiPriority="47"/>
+    <w:lsdException w:name="Grid Table 3 Accent 1" w:uiPriority="48"/>
+    <w:lsdException w:name="Grid Table 4 Accent 1" w:uiPriority="49"/>
+    <w:lsdException w:name="Grid Table 5 Dark Accent 1" w:uiPriority="50"/>
+    <w:lsdException w:name="Grid Table 6 Colorful Accent 1" w:uiPriority="51"/>
+    <w:lsdException w:name="Grid Table 7 Colorful Accent 1" w:uiPriority="52"/>
+    <w:lsdException w:name="Grid Table 1 Light Accent 2" w:uiPriority="46"/>
+    <w:lsdException w:name="Grid Table 2 Accent 2" w:uiPriority="47"/>
+    <w:lsdException w:name="Grid Table 3 Accent 2" w:uiPriority="48"/>
+    <w:lsdException w:name="Grid Table 4 Accent 2" w:uiPriority="49"/>
+    <w:lsdException w:name="Grid Table 5 Dark Accent 2" w:uiPriority="50"/>
+    <w:lsdException w:name="Grid Table 6 Colorful Accent 2" w:uiPriority="51"/>
+    <w:lsdException w:name="Grid Table 7 Colorful Accent 2" w:uiPriority="52"/>
+    <w:lsdException w:name="Grid Table 1 Light Accent 3" w:uiPriority="46"/>
+    <w:lsdException w:name="Grid Table 2 Accent 3" w:uiPriority="47"/>
+    <w:lsdException w:name="Grid Table 3 Accent 3" w:uiPriority="48"/>
+    <w:lsdException w:name="Grid Table 4 Accent 3" w:uiPriority="49"/>
+    <w:lsdException w:name="Grid Table 5 Dark Accent 3" w:uiPriority="50"/>
+    <w:lsdException w:name="Grid Table 6 Colorful Accent 3" w:uiPriority="51"/>
+    <w:lsdException w:name="Grid Table 7 Colorful Accent 3" w:uiPriority="52"/>
+    <w:lsdException w:name="Grid Table 1 Light Accent 4" w:uiPriority="46"/>
+    <w:lsdException w:name="Grid Table 2 Accent 4" w:uiPriority="47"/>
+    <w:lsdException w:name="Grid Table 3 Accent 4" w:uiPriority="48"/>
+    <w:lsdException w:name="Grid Table 4 Accent 4" w:uiPriority="49"/>
+    <w:lsdException w:name="Grid Table 5 Dark Accent 4" w:uiPriority="50"/>
+    <w:lsdException w:name="Grid Table 6 Colorful Accent 4" w:uiPriority="51"/>
+    <w:lsdException w:name="Grid Table 7 Colorful Accent 4" w:uiPriority="52"/>
+    <w:lsdException w:name="Grid Table 1 Light Accent 5" w:uiPriority="46"/>
+    <w:lsdException w:name="Grid Table 2 Accent 5" w:uiPriority="47"/>
+    <w:lsdException w:name="Grid Table 3 Accent 5" w:uiPriority="48"/>
+    <w:lsdException w:name="Grid Table 4 Accent 5" w:uiPriority="49"/>
+    <w:lsdException w:name="Grid Table 5 Dark Accent 5" w:uiPriority="50"/>
+    <w:lsdException w:name="Grid Table 6 Colorful Accent 5" w:uiPriority="51"/>
+    <w:lsdException w:name="Grid Table 7 Colorful Accent 5" w:uiPriority="52"/>
+    <w:lsdException w:name="Grid Table 1 Light Accent 6" w:uiPriority="46"/>
+    <w:lsdException w:name="Grid Table 2 Accent 6" w:uiPriority="47"/>
+    <w:lsdException w:name="Grid Table 3 Accent 6" w:uiPriority="48"/>
+    <w:lsdException w:name="Grid Table 4 Accent 6" w:uiPriority="49"/>
+    <w:lsdException w:name="Grid Table 5 Dark Accent 6" w:uiPriority="50"/>
+    <w:lsdException w:name="Grid Table 6 Colorful Accent 6" w:uiPriority="51"/>
+    <w:lsdException w:name="Grid Table 7 Colorful Accent 6" w:uiPriority="52"/>
+    <w:lsdException w:name="List Table 1 Light" w:uiPriority="46"/>
+    <w:lsdException w:name="List Table 2" w:uiPriority="47"/>
+    <w:lsdException w:name="List Table 3" w:uiPriority="48"/>
+    <w:lsdException w:name="List Table 4" w:uiPriority="49"/>
+    <w:lsdException w:name="List Table 5 Dark" w:uiPriority="50"/>
+    <w:lsdException w:name="List Table 6 Colorful" w:uiPriority="51"/>
+    <w:lsdException w:name="List Table 7 Colorful" w:uiPriority="52"/>
+    <w:lsdException w:name="List Table 1 Light Accent 1" w:uiPriority="46"/>
+    <w:lsdException w:name="List Table 2 Accent 1" w:uiPriority="47"/>
+    <w:lsdException w:name="List Table 3 Accent 1" w:uiPriority="48"/>
+    <w:lsdException w:name="List Table 4 Accent 1" w:uiPriority="49"/>
+    <w:lsdException w:name="List Table 5 Dark Accent 1" w:uiPriority="50"/>
+    <w:lsdException w:name="List Table 6 Colorful Accent 1" w:uiPriority="51"/>
+    <w:lsdException w:name="List Table 7 Colorful Accent 1" w:uiPriority="52"/>
+    <w:lsdException w:name="List Table 1 Light Accent 2" w:uiPriority="46"/>
+    <w:lsdException w:name="List Table 2 Accent 2" w:uiPriority="47"/>
+    <w:lsdException w:name="List Table 3 Accent 2" w:uiPriority="48"/>
+    <w:lsdException w:name="List Table 4 Accent 2" w:uiPriority="49"/>
+    <w:lsdException w:name="List Table 5 Dark Accent 2" w:uiPriority="50"/>
+    <w:lsdException w:name="List Table 6 Colorful Accent 2" w:uiPriority="51"/>
+    <w:lsdException w:name="List Table 7 Colorful Accent 2" w:uiPriority="52"/>
+    <w:lsdException w:name="List Table 1 Light Accent 3" w:uiPriority="46"/>
+    <w:lsdException w:name="List Table 2 Accent 3" w:uiPriority="47"/>
+    <w:lsdException w:name="List Table 3 Accent 3" w:uiPriority="48"/>
+    <w:lsdException w:name="List Table 4 Accent 3" w:uiPriority="49"/>
+    <w:lsdException w:name="List Table 5 Dark Accent 3" w:uiPriority="50"/>
+    <w:lsdException w:name="List Table 6 Colorful Accent 3" w:uiPriority="51"/>
+    <w:lsdException w:name="List Table 7 Colorful Accent 3" w:uiPriority="52"/>
+    <w:lsdException w:name="List Table 1 Light Accent 4" w:uiPriority="46"/>
+    <w:lsdException w:name="List Table 2 Accent 4" w:uiPriority="47"/>
+    <w:lsdException w:name="List Table 3 Accent 4" w:uiPriority="48"/>
+    <w:lsdException w:name="List Table 4 Accent 4" w:uiPriority="49"/>
+    <w:lsdException w:name="List Table 5 Dark Accent 4" w:uiPriority="50"/>
+    <w:lsdException w:name="List Table 6 Colorful Accent 4" w:uiPriority="51"/>
+    <w:lsdException w:name="List Table 7 Colorful Accent 4" w:uiPriority="52"/>
+    <w:lsdException w:name="List Table 1 Light Accent 5" w:uiPriority="46"/>
+    <w:lsdException w:name="List Table 2 Accent 5" w:uiPriority="47"/>
+    <w:lsdException w:name="List Table 3 Accent 5" w:uiPriority="48"/>
+    <w:lsdException w:name="List Table 4 Accent 5" w:uiPriority="49"/>
+    <w:lsdException w:name="List Table 5 Dark Accent 5" w:uiPriority="50"/>
+    <w:lsdException w:name="List Table 6 Colorful Accent 5" w:uiPriority="51"/>
+    <w:lsdException w:name="List Table 7 Colorful Accent 5" w:uiPriority="52"/>
+    <w:lsdException w:name="List Table 1 Light Accent 6" w:uiPriority="46"/>
+    <w:lsdException w:name="List Table 2 Accent 6" w:uiPriority="47"/>
+    <w:lsdException w:name="List Table 3 Accent 6" w:uiPriority="48"/>
+    <w:lsdException w:name="List Table 4 Accent 6" w:uiPriority="49"/>
+    <w:lsdException w:name="List Table 5 Dark Accent 6" w:uiPriority="50"/>
+    <w:lsdException w:name="List Table 6 Colorful Accent 6" w:uiPriority="51"/>
+    <w:lsdException w:name="List Table 7 Colorful Accent 6" w:uiPriority="52"/>
+    <w:lsdException w:name="Mention" w:semiHidden="1" w:unhideWhenUsed="1"/>
+    <w:lsdException w:name="Smart Hyperlink" w:semiHidden="1" w:unhideWhenUsed="1"/>
+    <w:lsdException w:name="Hashtag" w:semiHidden="1" w:unhideWhenUsed="1"/>
+    <w:lsdException w:name="Unresolved Mention" w:semiHidden="1" w:unhideWhenUsed="1"/>
+    <w:lsdException w:name="Smart Link" w:semiHidden="1" w:unhideWhenUsed="1"/>
+  </w:latentStyles>
   <w:style w:type="paragraph" w:default="1" w:styleId="Normal">
     <w:name w:val="Normal"/>
     <w:qFormat/>
-  </w:style>
-  <w:style w:type="paragraph" w:styleId="Title">
-    <w:name w:val="Title"/>
-    <w:basedOn w:val="Normal"/>
-    <w:qFormat/>
-    <w:pPr>
-      <w:spacing w:before="0" w:after="80"/>
-    </w:pPr>
     <w:rPr>
-      <w:b/>
-      <w:color w:val="8B5CF6"/>
-      <w:sz w:val="52"/>
-      <w:szCs w:val="52"/>
+      <w:lang w:val="en-US"/>
     </w:rPr>
   </w:style>
   <w:style w:type="paragraph" w:styleId="Heading1">
     <w:name w:val="heading 1"/>
     <w:basedOn w:val="Normal"/>
+    <w:uiPriority w:val="9"/>
     <w:qFormat/>
     <w:pPr>
       <w:keepNext/>
@@ -1400,6 +1830,8 @@
   <w:style w:type="paragraph" w:styleId="Heading2">
     <w:name w:val="heading 2"/>
     <w:basedOn w:val="Normal"/>
+    <w:uiPriority w:val="9"/>
+    <w:unhideWhenUsed/>
     <w:qFormat/>
     <w:pPr>
       <w:keepNext/>
@@ -1420,6 +1852,8 @@
   <w:style w:type="paragraph" w:styleId="Heading3">
     <w:name w:val="heading 3"/>
     <w:basedOn w:val="Normal"/>
+    <w:uiPriority w:val="9"/>
+    <w:unhideWhenUsed/>
     <w:qFormat/>
     <w:pPr>
       <w:keepNext/>
@@ -1430,8 +1864,48 @@
     <w:rPr>
       <w:b/>
       <w:color w:val="1E293B"/>
-      <w:sz w:val="22"/>
-      <w:szCs w:val="22"/>
+    </w:rPr>
+  </w:style>
+  <w:style w:type="character" w:default="1" w:styleId="DefaultParagraphFont">
+    <w:name w:val="Default Paragraph Font"/>
+    <w:uiPriority w:val="1"/>
+    <w:semiHidden/>
+    <w:unhideWhenUsed/>
+  </w:style>
+  <w:style w:type="table" w:default="1" w:styleId="TableNormal">
+    <w:name w:val="Normal Table"/>
+    <w:uiPriority w:val="99"/>
+    <w:semiHidden/>
+    <w:unhideWhenUsed/>
+    <w:tblPr>
+      <w:tblInd w:w="0" w:type="dxa"/>
+      <w:tblCellMar>
+        <w:top w:w="0" w:type="dxa"/>
+        <w:left w:w="108" w:type="dxa"/>
+        <w:bottom w:w="0" w:type="dxa"/>
+        <w:right w:w="108" w:type="dxa"/>
+      </w:tblCellMar>
+    </w:tblPr>
+  </w:style>
+  <w:style w:type="numbering" w:default="1" w:styleId="NoList">
+    <w:name w:val="No List"/>
+    <w:uiPriority w:val="99"/>
+    <w:semiHidden/>
+    <w:unhideWhenUsed/>
+  </w:style>
+  <w:style w:type="paragraph" w:styleId="Title">
+    <w:name w:val="Title"/>
+    <w:basedOn w:val="Normal"/>
+    <w:uiPriority w:val="10"/>
+    <w:qFormat/>
+    <w:pPr>
+      <w:spacing w:after="80"/>
+    </w:pPr>
+    <w:rPr>
+      <w:b/>
+      <w:color w:val="8B5CF6"/>
+      <w:sz w:val="52"/>
+      <w:szCs w:val="52"/>
     </w:rPr>
   </w:style>
   <w:style w:type="paragraph" w:styleId="ListParagraph">
@@ -1439,11 +1913,325 @@
     <w:basedOn w:val="Normal"/>
     <w:qFormat/>
     <w:pPr>
-      <w:spacing w:before="0" w:after="60"/>
+      <w:spacing w:after="60"/>
       <w:ind w:left="720"/>
       <w:contextualSpacing/>
     </w:pPr>
-    <w:rPr/>
   </w:style>
 </w:styles>
+</file>
+
+<file path=word/theme/theme1.xml><?xml version="1.0" encoding="utf-8"?>
+<a:theme xmlns:a="http://schemas.openxmlformats.org/drawingml/2006/main" name="Office Theme">
+  <a:themeElements>
+    <a:clrScheme name="Office">
+      <a:dk1>
+        <a:sysClr val="windowText" lastClr="000000"/>
+      </a:dk1>
+      <a:lt1>
+        <a:sysClr val="window" lastClr="FFFFFF"/>
+      </a:lt1>
+      <a:dk2>
+        <a:srgbClr val="0E2841"/>
+      </a:dk2>
+      <a:lt2>
+        <a:srgbClr val="E8E8E8"/>
+      </a:lt2>
+      <a:accent1>
+        <a:srgbClr val="156082"/>
+      </a:accent1>
+      <a:accent2>
+        <a:srgbClr val="E97132"/>
+      </a:accent2>
+      <a:accent3>
+        <a:srgbClr val="196B24"/>
+      </a:accent3>
+      <a:accent4>
+        <a:srgbClr val="0F9ED5"/>
+      </a:accent4>
+      <a:accent5>
+        <a:srgbClr val="A02B93"/>
+      </a:accent5>
+      <a:accent6>
+        <a:srgbClr val="4EA72E"/>
+      </a:accent6>
+      <a:hlink>
+        <a:srgbClr val="467886"/>
+      </a:hlink>
+      <a:folHlink>
+        <a:srgbClr val="96607D"/>
+      </a:folHlink>
+    </a:clrScheme>
+    <a:fontScheme name="Office">
+      <a:majorFont>
+        <a:latin typeface="Aptos Display" panose="02110004020202020204"/>
+        <a:ea typeface=""/>
+        <a:cs typeface=""/>
+        <a:font script="Jpan" typeface="游ゴシック Light"/>
+        <a:font script="Hang" typeface="맑은 고딕"/>
+        <a:font script="Hans" typeface="等线 Light"/>
+        <a:font script="Hant" typeface="新細明體"/>
+        <a:font script="Arab" typeface="Times New Roman"/>
+        <a:font script="Hebr" typeface="Times New Roman"/>
+        <a:font script="Thai" typeface="Angsana New"/>
+        <a:font script="Ethi" typeface="Nyala"/>
+        <a:font script="Beng" typeface="Vrinda"/>
+        <a:font script="Gujr" typeface="Shruti"/>
+        <a:font script="Khmr" typeface="MoolBoran"/>
+        <a:font script="Knda" typeface="Tunga"/>
+        <a:font script="Guru" typeface="Raavi"/>
+        <a:font script="Cans" typeface="Euphemia"/>
+        <a:font script="Cher" typeface="Plantagenet Cherokee"/>
+        <a:font script="Yiii" typeface="Microsoft Yi Baiti"/>
+        <a:font script="Tibt" typeface="Microsoft Himalaya"/>
+        <a:font script="Thaa" typeface="MV Boli"/>
+        <a:font script="Deva" typeface="Mangal"/>
+        <a:font script="Telu" typeface="Gautami"/>
+        <a:font script="Taml" typeface="Latha"/>
+        <a:font script="Syrc" typeface="Estrangelo Edessa"/>
+        <a:font script="Orya" typeface="Kalinga"/>
+        <a:font script="Mlym" typeface="Kartika"/>
+        <a:font script="Laoo" typeface="DokChampa"/>
+        <a:font script="Sinh" typeface="Iskoola Pota"/>
+        <a:font script="Mong" typeface="Mongolian Baiti"/>
+        <a:font script="Viet" typeface="Times New Roman"/>
+        <a:font script="Uigh" typeface="Microsoft Uighur"/>
+        <a:font script="Geor" typeface="Sylfaen"/>
+        <a:font script="Armn" typeface="Arial"/>
+        <a:font script="Bugi" typeface="Leelawadee UI"/>
+        <a:font script="Bopo" typeface="Microsoft JhengHei"/>
+        <a:font script="Java" typeface="Javanese Text"/>
+        <a:font script="Lisu" typeface="Segoe UI"/>
+        <a:font script="Mymr" typeface="Myanmar Text"/>
+        <a:font script="Nkoo" typeface="Ebrima"/>
+        <a:font script="Olck" typeface="Nirmala UI"/>
+        <a:font script="Osma" typeface="Ebrima"/>
+        <a:font script="Phag" typeface="Phagspa"/>
+        <a:font script="Syrn" typeface="Estrangelo Edessa"/>
+        <a:font script="Syrj" typeface="Estrangelo Edessa"/>
+        <a:font script="Syre" typeface="Estrangelo Edessa"/>
+        <a:font script="Sora" typeface="Nirmala UI"/>
+        <a:font script="Tale" typeface="Microsoft Tai Le"/>
+        <a:font script="Talu" typeface="Microsoft New Tai Lue"/>
+        <a:font script="Tfng" typeface="Ebrima"/>
+      </a:majorFont>
+      <a:minorFont>
+        <a:latin typeface="Aptos" panose="02110004020202020204"/>
+        <a:ea typeface=""/>
+        <a:cs typeface=""/>
+        <a:font script="Jpan" typeface="游明朝"/>
+        <a:font script="Hang" typeface="맑은 고딕"/>
+        <a:font script="Hans" typeface="等线"/>
+        <a:font script="Hant" typeface="新細明體"/>
+        <a:font script="Arab" typeface="Arial"/>
+        <a:font script="Hebr" typeface="Arial"/>
+        <a:font script="Thai" typeface="Cordia New"/>
+        <a:font script="Ethi" typeface="Nyala"/>
+        <a:font script="Beng" typeface="Vrinda"/>
+        <a:font script="Gujr" typeface="Shruti"/>
+        <a:font script="Khmr" typeface="DaunPenh"/>
+        <a:font script="Knda" typeface="Tunga"/>
+        <a:font script="Guru" typeface="Raavi"/>
+        <a:font script="Cans" typeface="Euphemia"/>
+        <a:font script="Cher" typeface="Plantagenet Cherokee"/>
+        <a:font script="Yiii" typeface="Microsoft Yi Baiti"/>
+        <a:font script="Tibt" typeface="Microsoft Himalaya"/>
+        <a:font script="Thaa" typeface="MV Boli"/>
+        <a:font script="Deva" typeface="Mangal"/>
+        <a:font script="Telu" typeface="Gautami"/>
+        <a:font script="Taml" typeface="Latha"/>
+        <a:font script="Syrc" typeface="Estrangelo Edessa"/>
+        <a:font script="Orya" typeface="Kalinga"/>
+        <a:font script="Mlym" typeface="Kartika"/>
+        <a:font script="Laoo" typeface="DokChampa"/>
+        <a:font script="Sinh" typeface="Iskoola Pota"/>
+        <a:font script="Mong" typeface="Mongolian Baiti"/>
+        <a:font script="Viet" typeface="Arial"/>
+        <a:font script="Uigh" typeface="Microsoft Uighur"/>
+        <a:font script="Geor" typeface="Sylfaen"/>
+        <a:font script="Armn" typeface="Arial"/>
+        <a:font script="Bugi" typeface="Leelawadee UI"/>
+        <a:font script="Bopo" typeface="Microsoft JhengHei"/>
+        <a:font script="Java" typeface="Javanese Text"/>
+        <a:font script="Lisu" typeface="Segoe UI"/>
+        <a:font script="Mymr" typeface="Myanmar Text"/>
+        <a:font script="Nkoo" typeface="Ebrima"/>
+        <a:font script="Olck" typeface="Nirmala UI"/>
+        <a:font script="Osma" typeface="Ebrima"/>
+        <a:font script="Phag" typeface="Phagspa"/>
+        <a:font script="Syrn" typeface="Estrangelo Edessa"/>
+        <a:font script="Syrj" typeface="Estrangelo Edessa"/>
+        <a:font script="Syre" typeface="Estrangelo Edessa"/>
+        <a:font script="Sora" typeface="Nirmala UI"/>
+        <a:font script="Tale" typeface="Microsoft Tai Le"/>
+        <a:font script="Talu" typeface="Microsoft New Tai Lue"/>
+        <a:font script="Tfng" typeface="Ebrima"/>
+      </a:minorFont>
+    </a:fontScheme>
+    <a:fmtScheme name="Office">
+      <a:fillStyleLst>
+        <a:solidFill>
+          <a:schemeClr val="phClr"/>
+        </a:solidFill>
+        <a:gradFill rotWithShape="1">
+          <a:gsLst>
+            <a:gs pos="0">
+              <a:schemeClr val="phClr">
+                <a:lumMod val="110000"/>
+                <a:satMod val="105000"/>
+                <a:tint val="67000"/>
+              </a:schemeClr>
+            </a:gs>
+            <a:gs pos="50000">
+              <a:schemeClr val="phClr">
+                <a:lumMod val="105000"/>
+                <a:satMod val="103000"/>
+                <a:tint val="73000"/>
+              </a:schemeClr>
+            </a:gs>
+            <a:gs pos="100000">
+              <a:schemeClr val="phClr">
+                <a:lumMod val="105000"/>
+                <a:satMod val="109000"/>
+                <a:tint val="81000"/>
+              </a:schemeClr>
+            </a:gs>
+          </a:gsLst>
+          <a:lin ang="5400000" scaled="0"/>
+        </a:gradFill>
+        <a:gradFill rotWithShape="1">
+          <a:gsLst>
+            <a:gs pos="0">
+              <a:schemeClr val="phClr">
+                <a:satMod val="103000"/>
+                <a:lumMod val="102000"/>
+                <a:tint val="94000"/>
+              </a:schemeClr>
+            </a:gs>
+            <a:gs pos="50000">
+              <a:schemeClr val="phClr">
+                <a:satMod val="110000"/>
+                <a:lumMod val="100000"/>
+                <a:shade val="100000"/>
+              </a:schemeClr>
+            </a:gs>
+            <a:gs pos="100000">
+              <a:schemeClr val="phClr">
+                <a:lumMod val="99000"/>
+                <a:satMod val="120000"/>
+                <a:shade val="78000"/>
+              </a:schemeClr>
+            </a:gs>
+          </a:gsLst>
+          <a:lin ang="5400000" scaled="0"/>
+        </a:gradFill>
+      </a:fillStyleLst>
+      <a:lnStyleLst>
+        <a:ln w="12700" cap="flat" cmpd="sng" algn="ctr">
+          <a:solidFill>
+            <a:schemeClr val="phClr"/>
+          </a:solidFill>
+          <a:prstDash val="solid"/>
+          <a:miter lim="800000"/>
+        </a:ln>
+        <a:ln w="19050" cap="flat" cmpd="sng" algn="ctr">
+          <a:solidFill>
+            <a:schemeClr val="phClr"/>
+          </a:solidFill>
+          <a:prstDash val="solid"/>
+          <a:miter lim="800000"/>
+        </a:ln>
+        <a:ln w="25400" cap="flat" cmpd="sng" algn="ctr">
+          <a:solidFill>
+            <a:schemeClr val="phClr"/>
+          </a:solidFill>
+          <a:prstDash val="solid"/>
+          <a:miter lim="800000"/>
+        </a:ln>
+      </a:lnStyleLst>
+      <a:effectStyleLst>
+        <a:effectStyle>
+          <a:effectLst/>
+        </a:effectStyle>
+        <a:effectStyle>
+          <a:effectLst/>
+        </a:effectStyle>
+        <a:effectStyle>
+          <a:effectLst>
+            <a:outerShdw blurRad="57150" dist="19050" dir="5400000" algn="ctr" rotWithShape="0">
+              <a:srgbClr val="000000">
+                <a:alpha val="63000"/>
+              </a:srgbClr>
+            </a:outerShdw>
+          </a:effectLst>
+        </a:effectStyle>
+      </a:effectStyleLst>
+      <a:bgFillStyleLst>
+        <a:solidFill>
+          <a:schemeClr val="phClr"/>
+        </a:solidFill>
+        <a:solidFill>
+          <a:schemeClr val="phClr">
+            <a:tint val="95000"/>
+            <a:satMod val="170000"/>
+          </a:schemeClr>
+        </a:solidFill>
+        <a:gradFill rotWithShape="1">
+          <a:gsLst>
+            <a:gs pos="0">
+              <a:schemeClr val="phClr">
+                <a:tint val="93000"/>
+                <a:satMod val="150000"/>
+                <a:shade val="98000"/>
+                <a:lumMod val="102000"/>
+              </a:schemeClr>
+            </a:gs>
+            <a:gs pos="50000">
+              <a:schemeClr val="phClr">
+                <a:tint val="98000"/>
+                <a:satMod val="130000"/>
+                <a:shade val="90000"/>
+                <a:lumMod val="103000"/>
+              </a:schemeClr>
+            </a:gs>
+            <a:gs pos="100000">
+              <a:schemeClr val="phClr">
+                <a:shade val="63000"/>
+                <a:satMod val="120000"/>
+              </a:schemeClr>
+            </a:gs>
+          </a:gsLst>
+          <a:lin ang="5400000" scaled="0"/>
+        </a:gradFill>
+      </a:bgFillStyleLst>
+    </a:fmtScheme>
+  </a:themeElements>
+  <a:objectDefaults>
+    <a:lnDef>
+      <a:spPr/>
+      <a:bodyPr/>
+      <a:lstStyle/>
+      <a:style>
+        <a:lnRef idx="2">
+          <a:schemeClr val="accent1"/>
+        </a:lnRef>
+        <a:fillRef idx="0">
+          <a:schemeClr val="accent1"/>
+        </a:fillRef>
+        <a:effectRef idx="1">
+          <a:schemeClr val="accent1"/>
+        </a:effectRef>
+        <a:fontRef idx="minor">
+          <a:schemeClr val="tx1"/>
+        </a:fontRef>
+      </a:style>
+    </a:lnDef>
+  </a:objectDefaults>
+  <a:extraClrSchemeLst/>
+  <a:extLst>
+    <a:ext uri="{05A4C25C-085E-4340-85A3-A5531E510DB2}">
+      <thm15:themeFamily xmlns:thm15="http://schemas.microsoft.com/office/thememl/2012/main" name="Office Theme" id="{2E142A2C-CD16-42D6-873A-C26D2A0506FA}" vid="{1BDDFF52-6CD6-40A5-AB3C-68EB2F1E4D0A}"/>
+    </a:ext>
+  </a:extLst>
+</a:theme>
 </file>